--- a/lessons/9-1/downloads/9-1-notes-teacher-l3.docx
+++ b/lessons/9-1/downloads/9-1-notes-teacher-l3.docx
@@ -1037,6 +1037,468 @@
         </w:tc>
       </w:tr>
     </w:tbl>
+    <w:tbl>
+      <w:tblPr>
+        <w:tblW w:type="pct" w:w="100%"/>
+        <w:tblBorders>
+          <w:top w:val="none" w:color="FFFFFF" w:sz="0"/>
+          <w:left w:val="none" w:color="FFFFFF" w:sz="0"/>
+          <w:bottom w:val="single" w:color="C7D2DD" w:sz="4"/>
+          <w:right w:val="none" w:color="FFFFFF" w:sz="0"/>
+          <w:insideH w:val="none" w:color="FFFFFF" w:sz="0"/>
+          <w:insideV w:val="none" w:color="FFFFFF" w:sz="0"/>
+        </w:tblBorders>
+      </w:tblPr>
+      <w:tblGrid>
+        <w:gridCol w:w="1800"/>
+        <w:gridCol w:w="7560"/>
+      </w:tblGrid>
+      <w:tr>
+        <w:trPr>
+          <w:cantSplit/>
+        </w:trPr>
+        <w:tc>
+          <w:tcPr>
+            <w:tcW w:type="dxa" w:w="1800"/>
+            <w:tcMar>
+              <w:top w:type="dxa" w:w="100"/>
+              <w:left w:type="dxa" w:w="40"/>
+              <w:bottom w:type="dxa" w:w="100"/>
+              <w:right w:type="dxa" w:w="120"/>
+            </w:tcMar>
+            <w:vAlign w:val="center"/>
+          </w:tcPr>
+          <w:p>
+            <w:pPr>
+              <w:spacing w:after="0"/>
+              <w:jc w:val="center"/>
+            </w:pPr>
+            <w:r>
+              <w:drawing>
+                <wp:inline distT="0" distB="0" distL="0" distR="0">
+                  <wp:extent cx="1047750" cy="790575"/>
+                  <wp:effectExtent t="0" r="0" b="0" l="0"/>
+                  <wp:docPr id="1" name="" descr="" title=""/>
+                  <wp:cNvGraphicFramePr>
+                    <a:graphicFrameLocks xmlns:a="http://schemas.openxmlformats.org/drawingml/2006/main" noChangeAspect="1"/>
+                  </wp:cNvGraphicFramePr>
+                  <a:graphic xmlns:a="http://schemas.openxmlformats.org/drawingml/2006/main">
+                    <a:graphicData uri="http://schemas.openxmlformats.org/drawingml/2006/picture">
+                      <pic:pic xmlns:pic="http://schemas.openxmlformats.org/drawingml/2006/picture">
+                        <pic:nvPicPr>
+                          <pic:cNvPr id="0" name="" descr=""/>
+                          <pic:cNvPicPr>
+                            <a:picLocks noChangeAspect="1" noChangeArrowheads="1"/>
+                          </pic:cNvPicPr>
+                        </pic:nvPicPr>
+                        <pic:blipFill>
+                          <a:blip r:embed="rId12" cstate="none"/>
+                          <a:srcRect/>
+                          <a:stretch>
+                            <a:fillRect/>
+                          </a:stretch>
+                        </pic:blipFill>
+                        <pic:spPr bwMode="auto">
+                          <a:xfrm>
+                            <a:off x="0" y="0"/>
+                            <a:ext cx="1047750" cy="790575"/>
+                          </a:xfrm>
+                          <a:prstGeom prst="rect">
+                            <a:avLst/>
+                          </a:prstGeom>
+                        </pic:spPr>
+                      </pic:pic>
+                    </a:graphicData>
+                  </a:graphic>
+                </wp:inline>
+              </w:drawing>
+            </w:r>
+          </w:p>
+        </w:tc>
+        <w:tc>
+          <w:tcPr>
+            <w:tcW w:type="dxa" w:w="7560"/>
+            <w:tcMar>
+              <w:top w:type="dxa" w:w="100"/>
+              <w:left w:type="dxa" w:w="40"/>
+              <w:bottom w:type="dxa" w:w="100"/>
+              <w:right w:type="dxa" w:w="40"/>
+            </w:tcMar>
+            <w:vAlign w:val="center"/>
+          </w:tcPr>
+          <w:p>
+            <w:pPr>
+              <w:spacing w:after="50"/>
+            </w:pPr>
+            <w:r>
+              <w:rPr>
+                <w:b/>
+                <w:bCs/>
+                <w:color w:val="12355B"/>
+                <w:sz w:val="24"/>
+                <w:szCs w:val="24"/>
+              </w:rPr>
+              <w:t xml:space="preserve">Table of values</w:t>
+            </w:r>
+            <w:r>
+              <w:rPr>
+                <w:i/>
+                <w:iCs/>
+                <w:color w:val="5F6F80"/>
+                <w:sz w:val="19"/>
+                <w:szCs w:val="19"/>
+              </w:rPr>
+              <w:t xml:space="preserve">   Tabla de valores</w:t>
+            </w:r>
+          </w:p>
+          <w:p>
+            <w:pPr>
+              <w:spacing w:after="40"/>
+            </w:pPr>
+            <w:r>
+              <w:rPr>
+                <w:sz w:val="21"/>
+                <w:szCs w:val="21"/>
+              </w:rPr>
+              <w:t xml:space="preserve">A list of matched input and output pairs.</w:t>
+            </w:r>
+          </w:p>
+          <w:p>
+            <w:pPr>
+              <w:spacing w:after="0"/>
+            </w:pPr>
+            <w:r>
+              <w:rPr>
+                <w:b/>
+                <w:bCs/>
+                <w:color w:val="1FA6A2"/>
+                <w:sz w:val="18"/>
+                <w:szCs w:val="18"/>
+              </w:rPr>
+              <w:t xml:space="preserve">Example:  </w:t>
+            </w:r>
+            <w:r>
+              <w:rPr>
+                <w:i/>
+                <w:iCs/>
+                <w:color w:val="5F6F80"/>
+                <w:sz w:val="18"/>
+                <w:szCs w:val="18"/>
+              </w:rPr>
+              <w:t xml:space="preserve">x: 2, 4 paired with y: 14, 28</w:t>
+            </w:r>
+          </w:p>
+        </w:tc>
+      </w:tr>
+    </w:tbl>
+    <w:tbl>
+      <w:tblPr>
+        <w:tblW w:type="pct" w:w="100%"/>
+        <w:tblBorders>
+          <w:top w:val="none" w:color="FFFFFF" w:sz="0"/>
+          <w:left w:val="none" w:color="FFFFFF" w:sz="0"/>
+          <w:bottom w:val="single" w:color="C7D2DD" w:sz="4"/>
+          <w:right w:val="none" w:color="FFFFFF" w:sz="0"/>
+          <w:insideH w:val="none" w:color="FFFFFF" w:sz="0"/>
+          <w:insideV w:val="none" w:color="FFFFFF" w:sz="0"/>
+        </w:tblBorders>
+      </w:tblPr>
+      <w:tblGrid>
+        <w:gridCol w:w="1800"/>
+        <w:gridCol w:w="7560"/>
+      </w:tblGrid>
+      <w:tr>
+        <w:trPr>
+          <w:cantSplit/>
+        </w:trPr>
+        <w:tc>
+          <w:tcPr>
+            <w:tcW w:type="dxa" w:w="1800"/>
+            <w:tcMar>
+              <w:top w:type="dxa" w:w="100"/>
+              <w:left w:type="dxa" w:w="40"/>
+              <w:bottom w:type="dxa" w:w="100"/>
+              <w:right w:type="dxa" w:w="120"/>
+            </w:tcMar>
+            <w:vAlign w:val="center"/>
+          </w:tcPr>
+          <w:p>
+            <w:pPr>
+              <w:spacing w:after="0"/>
+              <w:jc w:val="center"/>
+            </w:pPr>
+            <w:r>
+              <w:drawing>
+                <wp:inline distT="0" distB="0" distL="0" distR="0">
+                  <wp:extent cx="1047750" cy="790575"/>
+                  <wp:effectExtent t="0" r="0" b="0" l="0"/>
+                  <wp:docPr id="1" name="" descr="" title=""/>
+                  <wp:cNvGraphicFramePr>
+                    <a:graphicFrameLocks xmlns:a="http://schemas.openxmlformats.org/drawingml/2006/main" noChangeAspect="1"/>
+                  </wp:cNvGraphicFramePr>
+                  <a:graphic xmlns:a="http://schemas.openxmlformats.org/drawingml/2006/main">
+                    <a:graphicData uri="http://schemas.openxmlformats.org/drawingml/2006/picture">
+                      <pic:pic xmlns:pic="http://schemas.openxmlformats.org/drawingml/2006/picture">
+                        <pic:nvPicPr>
+                          <pic:cNvPr id="0" name="" descr=""/>
+                          <pic:cNvPicPr>
+                            <a:picLocks noChangeAspect="1" noChangeArrowheads="1"/>
+                          </pic:cNvPicPr>
+                        </pic:nvPicPr>
+                        <pic:blipFill>
+                          <a:blip r:embed="rId12" cstate="none"/>
+                          <a:srcRect/>
+                          <a:stretch>
+                            <a:fillRect/>
+                          </a:stretch>
+                        </pic:blipFill>
+                        <pic:spPr bwMode="auto">
+                          <a:xfrm>
+                            <a:off x="0" y="0"/>
+                            <a:ext cx="1047750" cy="790575"/>
+                          </a:xfrm>
+                          <a:prstGeom prst="rect">
+                            <a:avLst/>
+                          </a:prstGeom>
+                        </pic:spPr>
+                      </pic:pic>
+                    </a:graphicData>
+                  </a:graphic>
+                </wp:inline>
+              </w:drawing>
+            </w:r>
+          </w:p>
+        </w:tc>
+        <w:tc>
+          <w:tcPr>
+            <w:tcW w:type="dxa" w:w="7560"/>
+            <w:tcMar>
+              <w:top w:type="dxa" w:w="100"/>
+              <w:left w:type="dxa" w:w="40"/>
+              <w:bottom w:type="dxa" w:w="100"/>
+              <w:right w:type="dxa" w:w="40"/>
+            </w:tcMar>
+            <w:vAlign w:val="center"/>
+          </w:tcPr>
+          <w:p>
+            <w:pPr>
+              <w:spacing w:after="50"/>
+            </w:pPr>
+            <w:r>
+              <w:rPr>
+                <w:b/>
+                <w:bCs/>
+                <w:color w:val="12355B"/>
+                <w:sz w:val="24"/>
+                <w:szCs w:val="24"/>
+              </w:rPr>
+              <w:t xml:space="preserve">Input</w:t>
+            </w:r>
+            <w:r>
+              <w:rPr>
+                <w:i/>
+                <w:iCs/>
+                <w:color w:val="5F6F80"/>
+                <w:sz w:val="19"/>
+                <w:szCs w:val="19"/>
+              </w:rPr>
+              <w:t xml:space="preserve">   Entrada</w:t>
+            </w:r>
+          </w:p>
+          <w:p>
+            <w:pPr>
+              <w:spacing w:after="40"/>
+            </w:pPr>
+            <w:r>
+              <w:rPr>
+                <w:sz w:val="21"/>
+                <w:szCs w:val="21"/>
+              </w:rPr>
+              <w:t xml:space="preserve">The independent value you put in; it fills the first column of a table.</w:t>
+            </w:r>
+          </w:p>
+          <w:p>
+            <w:pPr>
+              <w:spacing w:after="0"/>
+            </w:pPr>
+            <w:r>
+              <w:rPr>
+                <w:b/>
+                <w:bCs/>
+                <w:color w:val="1FA6A2"/>
+                <w:sz w:val="18"/>
+                <w:szCs w:val="18"/>
+              </w:rPr>
+              <w:t xml:space="preserve">Example:  </w:t>
+            </w:r>
+            <w:r>
+              <w:rPr>
+                <w:i/>
+                <w:iCs/>
+                <w:color w:val="5F6F80"/>
+                <w:sz w:val="18"/>
+                <w:szCs w:val="18"/>
+              </w:rPr>
+              <w:t xml:space="preserve">Minutes jogged</w:t>
+            </w:r>
+          </w:p>
+        </w:tc>
+      </w:tr>
+    </w:tbl>
+    <w:tbl>
+      <w:tblPr>
+        <w:tblW w:type="pct" w:w="100%"/>
+        <w:tblBorders>
+          <w:top w:val="none" w:color="FFFFFF" w:sz="0"/>
+          <w:left w:val="none" w:color="FFFFFF" w:sz="0"/>
+          <w:bottom w:val="single" w:color="C7D2DD" w:sz="4"/>
+          <w:right w:val="none" w:color="FFFFFF" w:sz="0"/>
+          <w:insideH w:val="none" w:color="FFFFFF" w:sz="0"/>
+          <w:insideV w:val="none" w:color="FFFFFF" w:sz="0"/>
+        </w:tblBorders>
+      </w:tblPr>
+      <w:tblGrid>
+        <w:gridCol w:w="1800"/>
+        <w:gridCol w:w="7560"/>
+      </w:tblGrid>
+      <w:tr>
+        <w:trPr>
+          <w:cantSplit/>
+        </w:trPr>
+        <w:tc>
+          <w:tcPr>
+            <w:tcW w:type="dxa" w:w="1800"/>
+            <w:tcMar>
+              <w:top w:type="dxa" w:w="100"/>
+              <w:left w:type="dxa" w:w="40"/>
+              <w:bottom w:type="dxa" w:w="100"/>
+              <w:right w:type="dxa" w:w="120"/>
+            </w:tcMar>
+            <w:vAlign w:val="center"/>
+          </w:tcPr>
+          <w:p>
+            <w:pPr>
+              <w:spacing w:after="0"/>
+              <w:jc w:val="center"/>
+            </w:pPr>
+            <w:r>
+              <w:drawing>
+                <wp:inline distT="0" distB="0" distL="0" distR="0">
+                  <wp:extent cx="1047750" cy="790575"/>
+                  <wp:effectExtent t="0" r="0" b="0" l="0"/>
+                  <wp:docPr id="1" name="" descr="" title=""/>
+                  <wp:cNvGraphicFramePr>
+                    <a:graphicFrameLocks xmlns:a="http://schemas.openxmlformats.org/drawingml/2006/main" noChangeAspect="1"/>
+                  </wp:cNvGraphicFramePr>
+                  <a:graphic xmlns:a="http://schemas.openxmlformats.org/drawingml/2006/main">
+                    <a:graphicData uri="http://schemas.openxmlformats.org/drawingml/2006/picture">
+                      <pic:pic xmlns:pic="http://schemas.openxmlformats.org/drawingml/2006/picture">
+                        <pic:nvPicPr>
+                          <pic:cNvPr id="0" name="" descr=""/>
+                          <pic:cNvPicPr>
+                            <a:picLocks noChangeAspect="1" noChangeArrowheads="1"/>
+                          </pic:cNvPicPr>
+                        </pic:nvPicPr>
+                        <pic:blipFill>
+                          <a:blip r:embed="rId12" cstate="none"/>
+                          <a:srcRect/>
+                          <a:stretch>
+                            <a:fillRect/>
+                          </a:stretch>
+                        </pic:blipFill>
+                        <pic:spPr bwMode="auto">
+                          <a:xfrm>
+                            <a:off x="0" y="0"/>
+                            <a:ext cx="1047750" cy="790575"/>
+                          </a:xfrm>
+                          <a:prstGeom prst="rect">
+                            <a:avLst/>
+                          </a:prstGeom>
+                        </pic:spPr>
+                      </pic:pic>
+                    </a:graphicData>
+                  </a:graphic>
+                </wp:inline>
+              </w:drawing>
+            </w:r>
+          </w:p>
+        </w:tc>
+        <w:tc>
+          <w:tcPr>
+            <w:tcW w:type="dxa" w:w="7560"/>
+            <w:tcMar>
+              <w:top w:type="dxa" w:w="100"/>
+              <w:left w:type="dxa" w:w="40"/>
+              <w:bottom w:type="dxa" w:w="100"/>
+              <w:right w:type="dxa" w:w="40"/>
+            </w:tcMar>
+            <w:vAlign w:val="center"/>
+          </w:tcPr>
+          <w:p>
+            <w:pPr>
+              <w:spacing w:after="50"/>
+            </w:pPr>
+            <w:r>
+              <w:rPr>
+                <w:b/>
+                <w:bCs/>
+                <w:color w:val="12355B"/>
+                <w:sz w:val="24"/>
+                <w:szCs w:val="24"/>
+              </w:rPr>
+              <w:t xml:space="preserve">Output</w:t>
+            </w:r>
+            <w:r>
+              <w:rPr>
+                <w:i/>
+                <w:iCs/>
+                <w:color w:val="5F6F80"/>
+                <w:sz w:val="19"/>
+                <w:szCs w:val="19"/>
+              </w:rPr>
+              <w:t xml:space="preserve">   Salida</w:t>
+            </w:r>
+          </w:p>
+          <w:p>
+            <w:pPr>
+              <w:spacing w:after="40"/>
+            </w:pPr>
+            <w:r>
+              <w:rPr>
+                <w:sz w:val="21"/>
+                <w:szCs w:val="21"/>
+              </w:rPr>
+              <w:t xml:space="preserve">The dependent value that comes out; it fills the second column of a table.</w:t>
+            </w:r>
+          </w:p>
+          <w:p>
+            <w:pPr>
+              <w:spacing w:after="0"/>
+            </w:pPr>
+            <w:r>
+              <w:rPr>
+                <w:b/>
+                <w:bCs/>
+                <w:color w:val="1FA6A2"/>
+                <w:sz w:val="18"/>
+                <w:szCs w:val="18"/>
+              </w:rPr>
+              <w:t xml:space="preserve">Example:  </w:t>
+            </w:r>
+            <w:r>
+              <w:rPr>
+                <w:i/>
+                <w:iCs/>
+                <w:color w:val="5F6F80"/>
+                <w:sz w:val="18"/>
+                <w:szCs w:val="18"/>
+              </w:rPr>
+              <w:t xml:space="preserve">Calories burned</w:t>
+            </w:r>
+          </w:p>
+        </w:tc>
+      </w:tr>
+    </w:tbl>
     <w:p>
       <w:pPr>
         <w:pStyle w:val="Heading1"/>
@@ -1125,7 +1587,7 @@
                 <w:sz w:val="21"/>
                 <w:szCs w:val="21"/>
               </w:rPr>
-              <w:t xml:space="preserve">independent variable      •      dependent variable      •      depends on      •      quantity      •      relationship</w:t>
+              <w:t xml:space="preserve">independent variable      •      dependent variable      •      depends on      •      quantity      •      relationship      •      Table of values      •      Input      •      Output</w:t>
             </w:r>
           </w:p>
         </w:tc>
@@ -1350,6 +1812,117 @@
           <w:szCs w:val="22"/>
         </w:rPr>
         <w:t xml:space="preserve">How two quantities change together is a </w:t>
+      </w:r>
+      <w:r>
+        <w:rPr>
+          <w:sz w:val="22"/>
+          <w:szCs w:val="22"/>
+        </w:rPr>
+        <w:t xml:space="preserve">________________</w:t>
+      </w:r>
+      <w:r>
+        <w:rPr>
+          <w:sz w:val="22"/>
+          <w:szCs w:val="22"/>
+        </w:rPr>
+        <w:t xml:space="preserve">.</w:t>
+      </w:r>
+    </w:p>
+    <w:p>
+      <w:pPr>
+        <w:keepLines/>
+        <w:spacing w:after="260" w:before="200"/>
+      </w:pPr>
+      <w:r>
+        <w:rPr>
+          <w:b/>
+          <w:bCs/>
+          <w:color w:val="12355B"/>
+          <w:sz w:val="22"/>
+          <w:szCs w:val="22"/>
+        </w:rPr>
+        <w:t xml:space="preserve">6.  </w:t>
+      </w:r>
+      <w:r>
+        <w:rPr>
+          <w:sz w:val="22"/>
+          <w:szCs w:val="22"/>
+        </w:rPr>
+        <w:t xml:space="preserve">A list of matched input and output pairs is a </w:t>
+      </w:r>
+      <w:r>
+        <w:rPr>
+          <w:sz w:val="22"/>
+          <w:szCs w:val="22"/>
+        </w:rPr>
+        <w:t xml:space="preserve">________________</w:t>
+      </w:r>
+      <w:r>
+        <w:rPr>
+          <w:sz w:val="22"/>
+          <w:szCs w:val="22"/>
+        </w:rPr>
+        <w:t xml:space="preserve">.</w:t>
+      </w:r>
+    </w:p>
+    <w:p>
+      <w:pPr>
+        <w:keepLines/>
+        <w:spacing w:after="260" w:before="200"/>
+      </w:pPr>
+      <w:r>
+        <w:rPr>
+          <w:b/>
+          <w:bCs/>
+          <w:color w:val="12355B"/>
+          <w:sz w:val="22"/>
+          <w:szCs w:val="22"/>
+        </w:rPr>
+        <w:t xml:space="preserve">7.  </w:t>
+      </w:r>
+      <w:r>
+        <w:rPr>
+          <w:sz w:val="22"/>
+          <w:szCs w:val="22"/>
+        </w:rPr>
+        <w:t xml:space="preserve">The independent value you put in is the </w:t>
+      </w:r>
+      <w:r>
+        <w:rPr>
+          <w:sz w:val="22"/>
+          <w:szCs w:val="22"/>
+        </w:rPr>
+        <w:t xml:space="preserve">________________</w:t>
+      </w:r>
+      <w:r>
+        <w:rPr>
+          <w:sz w:val="22"/>
+          <w:szCs w:val="22"/>
+        </w:rPr>
+        <w:t xml:space="preserve">.</w:t>
+      </w:r>
+    </w:p>
+    <w:p>
+      <w:pPr>
+        <w:keepLines/>
+        <w:spacing w:after="260" w:before="200"/>
+      </w:pPr>
+      <w:r>
+        <w:rPr>
+          <w:b/>
+          <w:bCs/>
+          <w:color w:val="12355B"/>
+          <w:sz w:val="22"/>
+          <w:szCs w:val="22"/>
+        </w:rPr>
+        <w:t xml:space="preserve">8.  </w:t>
+      </w:r>
+      <w:r>
+        <w:rPr>
+          <w:sz w:val="22"/>
+          <w:szCs w:val="22"/>
+        </w:rPr>
+        <w:t xml:space="preserve">The dependent value that comes out is the </w:t>
       </w:r>
       <w:r>
         <w:rPr>
@@ -2353,7 +2926,7 @@
           <w:sz w:val="20"/>
           <w:szCs w:val="20"/>
         </w:rPr>
-        <w:t xml:space="preserve">A)  Hours of sunlight</w:t>
+        <w:t xml:space="preserve">A)  Plant height</w:t>
       </w:r>
     </w:p>
     <w:p>
@@ -2366,7 +2939,7 @@
           <w:sz w:val="20"/>
           <w:szCs w:val="20"/>
         </w:rPr>
-        <w:t xml:space="preserve">B)  Plant height</w:t>
+        <w:t xml:space="preserve">B)  Hours of sunlight</w:t>
       </w:r>
     </w:p>
     <w:p>
@@ -2438,7 +3011,7 @@
           <w:sz w:val="21"/>
           <w:szCs w:val="21"/>
         </w:rPr>
-        <w:t xml:space="preserve">A. Hours of sunlight</w:t>
+        <w:t xml:space="preserve">B. Hours of sunlight</w:t>
       </w:r>
     </w:p>
     <w:p>
@@ -2564,7 +3137,7 @@
           <w:sz w:val="20"/>
           <w:szCs w:val="20"/>
         </w:rPr>
-        <w:t xml:space="preserve">A)  The independent variable is subject to choice</w:t>
+        <w:t xml:space="preserve">A)  The independent variable is always the larger number</w:t>
       </w:r>
     </w:p>
     <w:p>
@@ -2577,7 +3150,7 @@
           <w:sz w:val="20"/>
           <w:szCs w:val="20"/>
         </w:rPr>
-        <w:t xml:space="preserve">B)  The independent variable is always the larger number</w:t>
+        <w:t xml:space="preserve">B)  The independent variable is subject to choice</w:t>
       </w:r>
     </w:p>
     <w:p>
@@ -2694,7 +3267,7 @@
           <w:sz w:val="20"/>
           <w:szCs w:val="20"/>
         </w:rPr>
-        <w:t xml:space="preserve">A)  Time: chosen when you pick how long to jog, but measured as a result when you run a set distance</w:t>
+        <w:t xml:space="preserve">A)  Time is always independent</w:t>
       </w:r>
     </w:p>
     <w:p>
@@ -2707,7 +3280,7 @@
           <w:sz w:val="20"/>
           <w:szCs w:val="20"/>
         </w:rPr>
-        <w:t xml:space="preserve">B)  Time is always independent</w:t>
+        <w:t xml:space="preserve">B)  Time: chosen when you pick how long to jog, but measured as a result when you run a set distance</w:t>
       </w:r>
     </w:p>
     <w:p>
@@ -2824,7 +3397,7 @@
           <w:sz w:val="20"/>
           <w:szCs w:val="20"/>
         </w:rPr>
-        <w:t xml:space="preserve">A)  $230</w:t>
+        <w:t xml:space="preserve">A)  $115</w:t>
       </w:r>
     </w:p>
     <w:p>
@@ -2837,7 +3410,7 @@
           <w:sz w:val="20"/>
           <w:szCs w:val="20"/>
         </w:rPr>
-        <w:t xml:space="preserve">B)  $115</w:t>
+        <w:t xml:space="preserve">B)  $201.15</w:t>
       </w:r>
     </w:p>
     <w:p>
@@ -2850,7 +3423,7 @@
           <w:sz w:val="20"/>
           <w:szCs w:val="20"/>
         </w:rPr>
-        <w:t xml:space="preserve">C)  $201.15</w:t>
+        <w:t xml:space="preserve">C)  $230</w:t>
       </w:r>
     </w:p>
     <w:p>
@@ -2954,7 +3527,7 @@
           <w:sz w:val="20"/>
           <w:szCs w:val="20"/>
         </w:rPr>
-        <w:t xml:space="preserve">A)  A student's height and their house number</w:t>
+        <w:t xml:space="preserve">A)  Hours studied and quiz score</w:t>
       </w:r>
     </w:p>
     <w:p>
@@ -2967,7 +3540,7 @@
           <w:sz w:val="20"/>
           <w:szCs w:val="20"/>
         </w:rPr>
-        <w:t xml:space="preserve">B)  Hours studied and quiz score</w:t>
+        <w:t xml:space="preserve">B)  Minutes jogged and Calories burned</w:t>
       </w:r>
     </w:p>
     <w:p>
@@ -2980,7 +3553,7 @@
           <w:sz w:val="20"/>
           <w:szCs w:val="20"/>
         </w:rPr>
-        <w:t xml:space="preserve">C)  Minutes jogged and Calories burned</w:t>
+        <w:t xml:space="preserve">C)  Pizzas made and cheese used</w:t>
       </w:r>
     </w:p>
     <w:p>
@@ -2993,7 +3566,7 @@
           <w:sz w:val="20"/>
           <w:szCs w:val="20"/>
         </w:rPr>
-        <w:t xml:space="preserve">D)  Pizzas made and cheese used</w:t>
+        <w:t xml:space="preserve">D)  A student's height and their house number</w:t>
       </w:r>
     </w:p>
     <w:p>
@@ -3084,7 +3657,7 @@
           <w:sz w:val="20"/>
           <w:szCs w:val="20"/>
         </w:rPr>
-        <w:t xml:space="preserve">A)  Pages printed depends on minutes running</w:t>
+        <w:t xml:space="preserve">A)  Minutes running depends on pages printed</w:t>
       </w:r>
     </w:p>
     <w:p>
@@ -3097,7 +3670,7 @@
           <w:sz w:val="20"/>
           <w:szCs w:val="20"/>
         </w:rPr>
-        <w:t xml:space="preserve">B)  Minutes running depends on pages printed</w:t>
+        <w:t xml:space="preserve">B)  12 depends on the number of pages</w:t>
       </w:r>
     </w:p>
     <w:p>
@@ -3110,7 +3683,7 @@
           <w:sz w:val="20"/>
           <w:szCs w:val="20"/>
         </w:rPr>
-        <w:t xml:space="preserve">C)  12 depends on the number of pages</w:t>
+        <w:t xml:space="preserve">C)  Pages printed depends on minutes running</w:t>
       </w:r>
     </w:p>
     <w:p>
@@ -3247,7 +3820,7 @@
           <w:sz w:val="21"/>
           <w:szCs w:val="21"/>
         </w:rPr>
-        <w:t xml:space="preserve">A)  The total charge depends on the number of hours, so hours is the independent variable.</w:t>
+        <w:t xml:space="preserve">A)  The number of hours depends on the total charge, so the charge is the independent variable.</w:t>
       </w:r>
     </w:p>
     <w:p>
@@ -3260,7 +3833,7 @@
           <w:sz w:val="21"/>
           <w:szCs w:val="21"/>
         </w:rPr>
-        <w:t xml:space="preserve">B)  The number of hours depends on the total charge, so the charge is the independent variable.</w:t>
+        <w:t xml:space="preserve">B)  Both quantities are independent variables.</w:t>
       </w:r>
     </w:p>
     <w:p>
@@ -3273,7 +3846,7 @@
           <w:sz w:val="21"/>
           <w:szCs w:val="21"/>
         </w:rPr>
-        <w:t xml:space="preserve">C)  Both quantities are independent variables.</w:t>
+        <w:t xml:space="preserve">C)  The total charge depends on the number of hours, so hours is the independent variable.</w:t>
       </w:r>
     </w:p>
     <w:p>
@@ -3457,6 +4030,69 @@
     </w:p>
     <w:p>
       <w:pPr>
+        <w:spacing w:after="80"/>
+      </w:pPr>
+      <w:r>
+        <w:rPr>
+          <w:b/>
+          <w:bCs/>
+          <w:sz w:val="21"/>
+          <w:szCs w:val="21"/>
+        </w:rPr>
+        <w:t xml:space="preserve">Notes 6:  </w:t>
+      </w:r>
+      <w:r>
+        <w:rPr>
+          <w:sz w:val="21"/>
+          <w:szCs w:val="21"/>
+        </w:rPr>
+        <w:t xml:space="preserve">Table of values</w:t>
+      </w:r>
+    </w:p>
+    <w:p>
+      <w:pPr>
+        <w:spacing w:after="80"/>
+      </w:pPr>
+      <w:r>
+        <w:rPr>
+          <w:b/>
+          <w:bCs/>
+          <w:sz w:val="21"/>
+          <w:szCs w:val="21"/>
+        </w:rPr>
+        <w:t xml:space="preserve">Notes 7:  </w:t>
+      </w:r>
+      <w:r>
+        <w:rPr>
+          <w:sz w:val="21"/>
+          <w:szCs w:val="21"/>
+        </w:rPr>
+        <w:t xml:space="preserve">Input</w:t>
+      </w:r>
+    </w:p>
+    <w:p>
+      <w:pPr>
+        <w:spacing w:after="80"/>
+      </w:pPr>
+      <w:r>
+        <w:rPr>
+          <w:b/>
+          <w:bCs/>
+          <w:sz w:val="21"/>
+          <w:szCs w:val="21"/>
+        </w:rPr>
+        <w:t xml:space="preserve">Notes 8:  </w:t>
+      </w:r>
+      <w:r>
+        <w:rPr>
+          <w:sz w:val="21"/>
+          <w:szCs w:val="21"/>
+        </w:rPr>
+        <w:t xml:space="preserve">Output</w:t>
+      </w:r>
+    </w:p>
+    <w:p>
+      <w:pPr>
         <w:pStyle w:val="Heading2"/>
         <w:spacing w:after="80" w:before="180"/>
       </w:pPr>
@@ -3489,7 +4125,7 @@
           <w:sz w:val="21"/>
           <w:szCs w:val="21"/>
         </w:rPr>
-        <w:t xml:space="preserve">A. Hours of sunlight</w:t>
+        <w:t xml:space="preserve">B. Hours of sunlight</w:t>
       </w:r>
     </w:p>
     <w:p>
@@ -3510,7 +4146,7 @@
           <w:sz w:val="21"/>
           <w:szCs w:val="21"/>
         </w:rPr>
-        <w:t xml:space="preserve">A. Plant height</w:t>
+        <w:t xml:space="preserve">D. Plant height</w:t>
       </w:r>
     </w:p>
     <w:p>
@@ -3588,7 +4224,7 @@
           <w:sz w:val="21"/>
           <w:szCs w:val="21"/>
         </w:rPr>
-        <w:t xml:space="preserve">A)  Minutes she jogs</w:t>
+        <w:t xml:space="preserve">C)  Minutes she jogs</w:t>
       </w:r>
       <w:r>
         <w:rPr>
@@ -3619,7 +4255,7 @@
           <w:sz w:val="21"/>
           <w:szCs w:val="21"/>
         </w:rPr>
-        <w:t xml:space="preserve">A)  Calories burned depends on minutes jogged.</w:t>
+        <w:t xml:space="preserve">D)  Calories burned depends on minutes jogged.</w:t>
       </w:r>
       <w:r>
         <w:rPr>
@@ -3650,7 +4286,7 @@
           <w:sz w:val="21"/>
           <w:szCs w:val="21"/>
         </w:rPr>
-        <w:t xml:space="preserve">A)  increases</w:t>
+        <w:t xml:space="preserve">C)  increases</w:t>
       </w:r>
       <w:r>
         <w:rPr>
@@ -3759,7 +4395,7 @@
           <w:sz w:val="21"/>
           <w:szCs w:val="21"/>
         </w:rPr>
-        <w:t xml:space="preserve">A)  369</w:t>
+        <w:t xml:space="preserve">C)  369</w:t>
       </w:r>
       <w:r>
         <w:rPr>
@@ -3797,7 +4433,7 @@
           <w:sz w:val="21"/>
           <w:szCs w:val="21"/>
         </w:rPr>
-        <w:t xml:space="preserve">A)  The total charge depends on the number of hours, so hours is the independent variable.</w:t>
+        <w:t xml:space="preserve">C)  The total charge depends on the number of hours, so hours is the independent variable.</w:t>
       </w:r>
       <w:r>
         <w:rPr>

--- a/lessons/9-1/downloads/9-1-notes-teacher-l3.docx
+++ b/lessons/9-1/downloads/9-1-notes-teacher-l3.docx
@@ -264,49 +264,269 @@
           <w:sz w:val="19"/>
           <w:szCs w:val="19"/>
         </w:rPr>
-        <w:t xml:space="preserve">Look at the picture, read the word, then read what it means.</w:t>
+        <w:t xml:space="preserve">Review each concept term, definition, non-example, and visual clue.</w:t>
       </w:r>
     </w:p>
     <w:tbl>
       <w:tblPr>
-        <w:tblW w:type="pct" w:w="100%"/>
+        <w:tblW w:type="dxa" w:w="9360"/>
         <w:tblBorders>
-          <w:top w:val="none" w:color="FFFFFF" w:sz="0"/>
-          <w:left w:val="none" w:color="FFFFFF" w:sz="0"/>
-          <w:bottom w:val="single" w:color="C7D2DD" w:sz="4"/>
-          <w:right w:val="none" w:color="FFFFFF" w:sz="0"/>
-          <w:insideH w:val="none" w:color="FFFFFF" w:sz="0"/>
-          <w:insideV w:val="none" w:color="FFFFFF" w:sz="0"/>
+          <w:top w:val="single" w:color="C7D2DD" w:sz="6"/>
+          <w:left w:val="single" w:color="C7D2DD" w:sz="6"/>
+          <w:bottom w:val="single" w:color="C7D2DD" w:sz="6"/>
+          <w:right w:val="single" w:color="C7D2DD" w:sz="6"/>
+          <w:insideH w:val="single" w:color="C7D2DD" w:sz="6"/>
+          <w:insideV w:val="single" w:color="C7D2DD" w:sz="6"/>
         </w:tblBorders>
       </w:tblPr>
       <w:tblGrid>
         <w:gridCol w:w="1800"/>
-        <w:gridCol w:w="7560"/>
+        <w:gridCol w:w="3160"/>
+        <w:gridCol w:w="2200"/>
+        <w:gridCol w:w="2200"/>
       </w:tblGrid>
       <w:tr>
         <w:trPr>
           <w:cantSplit/>
+          <w:tblHeader/>
         </w:trPr>
         <w:tc>
           <w:tcPr>
             <w:tcW w:type="dxa" w:w="1800"/>
-            <w:tcMar>
-              <w:top w:type="dxa" w:w="100"/>
-              <w:left w:type="dxa" w:w="40"/>
-              <w:bottom w:type="dxa" w:w="100"/>
-              <w:right w:type="dxa" w:w="120"/>
-            </w:tcMar>
-            <w:vAlign w:val="center"/>
+            <w:shd w:fill="EEF4F8" w:color="auto" w:val="clear"/>
+            <w:tcMar>
+              <w:top w:type="dxa" w:w="80"/>
+              <w:left w:type="dxa" w:w="100"/>
+              <w:bottom w:type="dxa" w:w="80"/>
+              <w:right w:type="dxa" w:w="100"/>
+            </w:tcMar>
           </w:tcPr>
           <w:p>
             <w:pPr>
               <w:spacing w:after="0"/>
+            </w:pPr>
+            <w:r>
+              <w:rPr>
+                <w:b/>
+                <w:bCs/>
+                <w:color w:val="12355B"/>
+                <w:sz w:val="19"/>
+                <w:szCs w:val="19"/>
+              </w:rPr>
+              <w:t xml:space="preserve">Concept Term</w:t>
+            </w:r>
+          </w:p>
+        </w:tc>
+        <w:tc>
+          <w:tcPr>
+            <w:tcW w:type="dxa" w:w="3160"/>
+            <w:shd w:fill="EEF4F8" w:color="auto" w:val="clear"/>
+            <w:tcMar>
+              <w:top w:type="dxa" w:w="80"/>
+              <w:left w:type="dxa" w:w="100"/>
+              <w:bottom w:type="dxa" w:w="80"/>
+              <w:right w:type="dxa" w:w="100"/>
+            </w:tcMar>
+          </w:tcPr>
+          <w:p>
+            <w:pPr>
+              <w:spacing w:after="0"/>
+            </w:pPr>
+            <w:r>
+              <w:rPr>
+                <w:b/>
+                <w:bCs/>
+                <w:color w:val="12355B"/>
+                <w:sz w:val="19"/>
+                <w:szCs w:val="19"/>
+              </w:rPr>
+              <w:t xml:space="preserve">Student-Friendly Definition</w:t>
+            </w:r>
+          </w:p>
+        </w:tc>
+        <w:tc>
+          <w:tcPr>
+            <w:tcW w:type="dxa" w:w="2200"/>
+            <w:shd w:fill="EEF4F8" w:color="auto" w:val="clear"/>
+            <w:tcMar>
+              <w:top w:type="dxa" w:w="80"/>
+              <w:left w:type="dxa" w:w="100"/>
+              <w:bottom w:type="dxa" w:w="80"/>
+              <w:right w:type="dxa" w:w="100"/>
+            </w:tcMar>
+          </w:tcPr>
+          <w:p>
+            <w:pPr>
+              <w:spacing w:after="0"/>
+            </w:pPr>
+            <w:r>
+              <w:rPr>
+                <w:b/>
+                <w:bCs/>
+                <w:color w:val="12355B"/>
+                <w:sz w:val="19"/>
+                <w:szCs w:val="19"/>
+              </w:rPr>
+              <w:t xml:space="preserve">Non-Example</w:t>
+            </w:r>
+          </w:p>
+        </w:tc>
+        <w:tc>
+          <w:tcPr>
+            <w:tcW w:type="dxa" w:w="2200"/>
+            <w:shd w:fill="EEF4F8" w:color="auto" w:val="clear"/>
+            <w:tcMar>
+              <w:top w:type="dxa" w:w="80"/>
+              <w:left w:type="dxa" w:w="100"/>
+              <w:bottom w:type="dxa" w:w="80"/>
+              <w:right w:type="dxa" w:w="100"/>
+            </w:tcMar>
+          </w:tcPr>
+          <w:p>
+            <w:pPr>
+              <w:spacing w:after="0"/>
+            </w:pPr>
+            <w:r>
+              <w:rPr>
+                <w:b/>
+                <w:bCs/>
+                <w:color w:val="12355B"/>
+                <w:sz w:val="19"/>
+                <w:szCs w:val="19"/>
+              </w:rPr>
+              <w:t xml:space="preserve">Visual Clue</w:t>
+            </w:r>
+          </w:p>
+        </w:tc>
+      </w:tr>
+      <w:tr>
+        <w:trPr>
+          <w:cantSplit/>
+        </w:trPr>
+        <w:tc>
+          <w:tcPr>
+            <w:tcW w:type="dxa" w:w="1800"/>
+            <w:tcMar>
+              <w:top w:type="dxa" w:w="80"/>
+              <w:left w:type="dxa" w:w="100"/>
+              <w:bottom w:type="dxa" w:w="80"/>
+              <w:right w:type="dxa" w:w="100"/>
+            </w:tcMar>
+            <w:vAlign w:val="top"/>
+          </w:tcPr>
+          <w:p>
+            <w:pPr>
+              <w:spacing w:after="30"/>
+            </w:pPr>
+            <w:r>
+              <w:rPr>
+                <w:b/>
+                <w:bCs/>
+                <w:color w:val="12355B"/>
+                <w:sz w:val="21"/>
+                <w:szCs w:val="21"/>
+              </w:rPr>
+              <w:t xml:space="preserve">independent variable</w:t>
+            </w:r>
+          </w:p>
+          <w:p>
+            <w:pPr>
+              <w:spacing w:after="0"/>
+            </w:pPr>
+            <w:r>
+              <w:rPr>
+                <w:i/>
+                <w:iCs/>
+                <w:color w:val="5F6F80"/>
+                <w:sz w:val="18"/>
+                <w:szCs w:val="18"/>
+              </w:rPr>
+              <w:t xml:space="preserve">variable independiente</w:t>
+            </w:r>
+          </w:p>
+        </w:tc>
+        <w:tc>
+          <w:tcPr>
+            <w:tcW w:type="dxa" w:w="3160"/>
+            <w:tcMar>
+              <w:top w:type="dxa" w:w="80"/>
+              <w:left w:type="dxa" w:w="100"/>
+              <w:bottom w:type="dxa" w:w="80"/>
+              <w:right w:type="dxa" w:w="100"/>
+            </w:tcMar>
+            <w:vAlign w:val="top"/>
+          </w:tcPr>
+          <w:p>
+            <w:pPr>
+              <w:spacing w:after="0"/>
+            </w:pPr>
+            <w:r>
+              <w:rPr>
+                <w:sz w:val="20"/>
+                <w:szCs w:val="20"/>
+              </w:rPr>
+              <w:t xml:space="preserve">The input quantity in a model, chosen or observed.</w:t>
+            </w:r>
+          </w:p>
+        </w:tc>
+        <w:tc>
+          <w:tcPr>
+            <w:tcW w:type="dxa" w:w="2200"/>
+            <w:tcMar>
+              <w:top w:type="dxa" w:w="80"/>
+              <w:left w:type="dxa" w:w="100"/>
+              <w:bottom w:type="dxa" w:w="80"/>
+              <w:right w:type="dxa" w:w="100"/>
+            </w:tcMar>
+            <w:vAlign w:val="top"/>
+          </w:tcPr>
+          <w:p>
+            <w:pPr>
+              <w:spacing w:after="40"/>
+            </w:pPr>
+            <w:r>
+              <w:rPr>
+                <w:i/>
+                <w:iCs/>
+                <w:color w:val="5F6F80"/>
+                <w:sz w:val="19"/>
+                <w:szCs w:val="19"/>
+              </w:rPr>
+              <w:t xml:space="preserve">Not independent variable: write a counter-example that breaks the definition.</w:t>
+            </w:r>
+          </w:p>
+          <w:p>
+            <w:pPr>
+              <w:pBdr>
+                <w:bottom w:val="single" w:color="AFBECC" w:sz="6"/>
+              </w:pBdr>
+              <w:spacing w:after="30" w:before="150"/>
+            </w:pPr>
+            <w:r>
+              <w:t xml:space="preserve"/>
+            </w:r>
+          </w:p>
+        </w:tc>
+        <w:tc>
+          <w:tcPr>
+            <w:tcW w:type="dxa" w:w="2200"/>
+            <w:tcMar>
+              <w:top w:type="dxa" w:w="80"/>
+              <w:left w:type="dxa" w:w="100"/>
+              <w:bottom w:type="dxa" w:w="80"/>
+              <w:right w:type="dxa" w:w="100"/>
+            </w:tcMar>
+            <w:vAlign w:val="top"/>
+          </w:tcPr>
+          <w:p>
+            <w:pPr>
+              <w:spacing w:after="40"/>
               <w:jc w:val="center"/>
             </w:pPr>
             <w:r>
               <w:drawing>
                 <wp:inline distT="0" distB="0" distL="0" distR="0">
-                  <wp:extent cx="1047750" cy="790575"/>
+                  <wp:extent cx="876300" cy="657225"/>
                   <wp:effectExtent t="0" r="0" b="0" l="0"/>
                   <wp:docPr id="1" name="" descr="" title=""/>
                   <wp:cNvGraphicFramePr>
@@ -331,7 +551,7 @@
                         <pic:spPr bwMode="auto">
                           <a:xfrm>
                             <a:off x="0" y="0"/>
-                            <a:ext cx="1047750" cy="790575"/>
+                            <a:ext cx="876300" cy="657225"/>
                           </a:xfrm>
                           <a:prstGeom prst="rect">
                             <a:avLst/>
@@ -344,69 +564,10 @@
               </w:drawing>
             </w:r>
           </w:p>
-        </w:tc>
-        <w:tc>
-          <w:tcPr>
-            <w:tcW w:type="dxa" w:w="7560"/>
-            <w:tcMar>
-              <w:top w:type="dxa" w:w="100"/>
-              <w:left w:type="dxa" w:w="40"/>
-              <w:bottom w:type="dxa" w:w="100"/>
-              <w:right w:type="dxa" w:w="40"/>
-            </w:tcMar>
-            <w:vAlign w:val="center"/>
-          </w:tcPr>
-          <w:p>
-            <w:pPr>
-              <w:spacing w:after="50"/>
-            </w:pPr>
-            <w:r>
-              <w:rPr>
-                <w:b/>
-                <w:bCs/>
-                <w:color w:val="12355B"/>
-                <w:sz w:val="24"/>
-                <w:szCs w:val="24"/>
-              </w:rPr>
-              <w:t xml:space="preserve">independent variable</w:t>
-            </w:r>
-            <w:r>
-              <w:rPr>
-                <w:i/>
-                <w:iCs/>
-                <w:color w:val="5F6F80"/>
-                <w:sz w:val="19"/>
-                <w:szCs w:val="19"/>
-              </w:rPr>
-              <w:t xml:space="preserve">   variable independiente</w:t>
-            </w:r>
-          </w:p>
-          <w:p>
-            <w:pPr>
-              <w:spacing w:after="40"/>
-            </w:pPr>
-            <w:r>
-              <w:rPr>
-                <w:sz w:val="21"/>
-                <w:szCs w:val="21"/>
-              </w:rPr>
-              <w:t xml:space="preserve">The quantity that is subject to choice. It does not depend on the other quantity.</w:t>
-            </w:r>
-          </w:p>
           <w:p>
             <w:pPr>
               <w:spacing w:after="0"/>
             </w:pPr>
-            <w:r>
-              <w:rPr>
-                <w:b/>
-                <w:bCs/>
-                <w:color w:val="1FA6A2"/>
-                <w:sz w:val="18"/>
-                <w:szCs w:val="18"/>
-              </w:rPr>
-              <w:t xml:space="preserve">Example:  </w:t>
-            </w:r>
             <w:r>
               <w:rPr>
                 <w:i/>
@@ -420,23 +581,6 @@
           </w:p>
         </w:tc>
       </w:tr>
-    </w:tbl>
-    <w:tbl>
-      <w:tblPr>
-        <w:tblW w:type="pct" w:w="100%"/>
-        <w:tblBorders>
-          <w:top w:val="none" w:color="FFFFFF" w:sz="0"/>
-          <w:left w:val="none" w:color="FFFFFF" w:sz="0"/>
-          <w:bottom w:val="single" w:color="C7D2DD" w:sz="4"/>
-          <w:right w:val="none" w:color="FFFFFF" w:sz="0"/>
-          <w:insideH w:val="none" w:color="FFFFFF" w:sz="0"/>
-          <w:insideV w:val="none" w:color="FFFFFF" w:sz="0"/>
-        </w:tblBorders>
-      </w:tblPr>
-      <w:tblGrid>
-        <w:gridCol w:w="1800"/>
-        <w:gridCol w:w="7560"/>
-      </w:tblGrid>
       <w:tr>
         <w:trPr>
           <w:cantSplit/>
@@ -445,22 +589,126 @@
           <w:tcPr>
             <w:tcW w:type="dxa" w:w="1800"/>
             <w:tcMar>
-              <w:top w:type="dxa" w:w="100"/>
-              <w:left w:type="dxa" w:w="40"/>
-              <w:bottom w:type="dxa" w:w="100"/>
-              <w:right w:type="dxa" w:w="120"/>
-            </w:tcMar>
-            <w:vAlign w:val="center"/>
-          </w:tcPr>
+              <w:top w:type="dxa" w:w="80"/>
+              <w:left w:type="dxa" w:w="100"/>
+              <w:bottom w:type="dxa" w:w="80"/>
+              <w:right w:type="dxa" w:w="100"/>
+            </w:tcMar>
+            <w:vAlign w:val="top"/>
+          </w:tcPr>
+          <w:p>
+            <w:pPr>
+              <w:spacing w:after="30"/>
+            </w:pPr>
+            <w:r>
+              <w:rPr>
+                <w:b/>
+                <w:bCs/>
+                <w:color w:val="12355B"/>
+                <w:sz w:val="21"/>
+                <w:szCs w:val="21"/>
+              </w:rPr>
+              <w:t xml:space="preserve">dependent variable</w:t>
+            </w:r>
+          </w:p>
           <w:p>
             <w:pPr>
               <w:spacing w:after="0"/>
+            </w:pPr>
+            <w:r>
+              <w:rPr>
+                <w:i/>
+                <w:iCs/>
+                <w:color w:val="5F6F80"/>
+                <w:sz w:val="18"/>
+                <w:szCs w:val="18"/>
+              </w:rPr>
+              <w:t xml:space="preserve">variable dependiente</w:t>
+            </w:r>
+          </w:p>
+        </w:tc>
+        <w:tc>
+          <w:tcPr>
+            <w:tcW w:type="dxa" w:w="3160"/>
+            <w:tcMar>
+              <w:top w:type="dxa" w:w="80"/>
+              <w:left w:type="dxa" w:w="100"/>
+              <w:bottom w:type="dxa" w:w="80"/>
+              <w:right w:type="dxa" w:w="100"/>
+            </w:tcMar>
+            <w:vAlign w:val="top"/>
+          </w:tcPr>
+          <w:p>
+            <w:pPr>
+              <w:spacing w:after="0"/>
+            </w:pPr>
+            <w:r>
+              <w:rPr>
+                <w:sz w:val="20"/>
+                <w:szCs w:val="20"/>
+              </w:rPr>
+              <w:t xml:space="preserve">The quantity that changes in response to the independent variable.</w:t>
+            </w:r>
+          </w:p>
+        </w:tc>
+        <w:tc>
+          <w:tcPr>
+            <w:tcW w:type="dxa" w:w="2200"/>
+            <w:tcMar>
+              <w:top w:type="dxa" w:w="80"/>
+              <w:left w:type="dxa" w:w="100"/>
+              <w:bottom w:type="dxa" w:w="80"/>
+              <w:right w:type="dxa" w:w="100"/>
+            </w:tcMar>
+            <w:vAlign w:val="top"/>
+          </w:tcPr>
+          <w:p>
+            <w:pPr>
+              <w:spacing w:after="40"/>
+            </w:pPr>
+            <w:r>
+              <w:rPr>
+                <w:i/>
+                <w:iCs/>
+                <w:color w:val="5F6F80"/>
+                <w:sz w:val="19"/>
+                <w:szCs w:val="19"/>
+              </w:rPr>
+              <w:t xml:space="preserve">Not dependent variable: write a counter-example that breaks the definition.</w:t>
+            </w:r>
+          </w:p>
+          <w:p>
+            <w:pPr>
+              <w:pBdr>
+                <w:bottom w:val="single" w:color="AFBECC" w:sz="6"/>
+              </w:pBdr>
+              <w:spacing w:after="30" w:before="150"/>
+            </w:pPr>
+            <w:r>
+              <w:t xml:space="preserve"/>
+            </w:r>
+          </w:p>
+        </w:tc>
+        <w:tc>
+          <w:tcPr>
+            <w:tcW w:type="dxa" w:w="2200"/>
+            <w:tcMar>
+              <w:top w:type="dxa" w:w="80"/>
+              <w:left w:type="dxa" w:w="100"/>
+              <w:bottom w:type="dxa" w:w="80"/>
+              <w:right w:type="dxa" w:w="100"/>
+            </w:tcMar>
+            <w:vAlign w:val="top"/>
+          </w:tcPr>
+          <w:p>
+            <w:pPr>
+              <w:spacing w:after="40"/>
               <w:jc w:val="center"/>
             </w:pPr>
             <w:r>
               <w:drawing>
                 <wp:inline distT="0" distB="0" distL="0" distR="0">
-                  <wp:extent cx="1047750" cy="790575"/>
+                  <wp:extent cx="876300" cy="657225"/>
                   <wp:effectExtent t="0" r="0" b="0" l="0"/>
                   <wp:docPr id="1" name="" descr="" title=""/>
                   <wp:cNvGraphicFramePr>
@@ -485,7 +733,7 @@
                         <pic:spPr bwMode="auto">
                           <a:xfrm>
                             <a:off x="0" y="0"/>
-                            <a:ext cx="1047750" cy="790575"/>
+                            <a:ext cx="876300" cy="657225"/>
                           </a:xfrm>
                           <a:prstGeom prst="rect">
                             <a:avLst/>
@@ -498,69 +746,10 @@
               </w:drawing>
             </w:r>
           </w:p>
-        </w:tc>
-        <w:tc>
-          <w:tcPr>
-            <w:tcW w:type="dxa" w:w="7560"/>
-            <w:tcMar>
-              <w:top w:type="dxa" w:w="100"/>
-              <w:left w:type="dxa" w:w="40"/>
-              <w:bottom w:type="dxa" w:w="100"/>
-              <w:right w:type="dxa" w:w="40"/>
-            </w:tcMar>
-            <w:vAlign w:val="center"/>
-          </w:tcPr>
-          <w:p>
-            <w:pPr>
-              <w:spacing w:after="50"/>
-            </w:pPr>
-            <w:r>
-              <w:rPr>
-                <w:b/>
-                <w:bCs/>
-                <w:color w:val="12355B"/>
-                <w:sz w:val="24"/>
-                <w:szCs w:val="24"/>
-              </w:rPr>
-              <w:t xml:space="preserve">dependent variable</w:t>
-            </w:r>
-            <w:r>
-              <w:rPr>
-                <w:i/>
-                <w:iCs/>
-                <w:color w:val="5F6F80"/>
-                <w:sz w:val="19"/>
-                <w:szCs w:val="19"/>
-              </w:rPr>
-              <w:t xml:space="preserve">   variable dependiente</w:t>
-            </w:r>
-          </w:p>
-          <w:p>
-            <w:pPr>
-              <w:spacing w:after="40"/>
-            </w:pPr>
-            <w:r>
-              <w:rPr>
-                <w:sz w:val="21"/>
-                <w:szCs w:val="21"/>
-              </w:rPr>
-              <w:t xml:space="preserve">The quantity that changes in response to the independent variable.</w:t>
-            </w:r>
-          </w:p>
           <w:p>
             <w:pPr>
               <w:spacing w:after="0"/>
             </w:pPr>
-            <w:r>
-              <w:rPr>
-                <w:b/>
-                <w:bCs/>
-                <w:color w:val="1FA6A2"/>
-                <w:sz w:val="18"/>
-                <w:szCs w:val="18"/>
-              </w:rPr>
-              <w:t xml:space="preserve">Example:  </w:t>
-            </w:r>
             <w:r>
               <w:rPr>
                 <w:i/>
@@ -574,23 +763,6 @@
           </w:p>
         </w:tc>
       </w:tr>
-    </w:tbl>
-    <w:tbl>
-      <w:tblPr>
-        <w:tblW w:type="pct" w:w="100%"/>
-        <w:tblBorders>
-          <w:top w:val="none" w:color="FFFFFF" w:sz="0"/>
-          <w:left w:val="none" w:color="FFFFFF" w:sz="0"/>
-          <w:bottom w:val="single" w:color="C7D2DD" w:sz="4"/>
-          <w:right w:val="none" w:color="FFFFFF" w:sz="0"/>
-          <w:insideH w:val="none" w:color="FFFFFF" w:sz="0"/>
-          <w:insideV w:val="none" w:color="FFFFFF" w:sz="0"/>
-        </w:tblBorders>
-      </w:tblPr>
-      <w:tblGrid>
-        <w:gridCol w:w="1800"/>
-        <w:gridCol w:w="7560"/>
-      </w:tblGrid>
       <w:tr>
         <w:trPr>
           <w:cantSplit/>
@@ -599,22 +771,126 @@
           <w:tcPr>
             <w:tcW w:type="dxa" w:w="1800"/>
             <w:tcMar>
-              <w:top w:type="dxa" w:w="100"/>
-              <w:left w:type="dxa" w:w="40"/>
-              <w:bottom w:type="dxa" w:w="100"/>
-              <w:right w:type="dxa" w:w="120"/>
-            </w:tcMar>
-            <w:vAlign w:val="center"/>
-          </w:tcPr>
+              <w:top w:type="dxa" w:w="80"/>
+              <w:left w:type="dxa" w:w="100"/>
+              <w:bottom w:type="dxa" w:w="80"/>
+              <w:right w:type="dxa" w:w="100"/>
+            </w:tcMar>
+            <w:vAlign w:val="top"/>
+          </w:tcPr>
+          <w:p>
+            <w:pPr>
+              <w:spacing w:after="30"/>
+            </w:pPr>
+            <w:r>
+              <w:rPr>
+                <w:b/>
+                <w:bCs/>
+                <w:color w:val="12355B"/>
+                <w:sz w:val="21"/>
+                <w:szCs w:val="21"/>
+              </w:rPr>
+              <w:t xml:space="preserve">depends on</w:t>
+            </w:r>
+          </w:p>
           <w:p>
             <w:pPr>
               <w:spacing w:after="0"/>
+            </w:pPr>
+            <w:r>
+              <w:rPr>
+                <w:i/>
+                <w:iCs/>
+                <w:color w:val="5F6F80"/>
+                <w:sz w:val="18"/>
+                <w:szCs w:val="18"/>
+              </w:rPr>
+              <w:t xml:space="preserve">depende de</w:t>
+            </w:r>
+          </w:p>
+        </w:tc>
+        <w:tc>
+          <w:tcPr>
+            <w:tcW w:type="dxa" w:w="3160"/>
+            <w:tcMar>
+              <w:top w:type="dxa" w:w="80"/>
+              <w:left w:type="dxa" w:w="100"/>
+              <w:bottom w:type="dxa" w:w="80"/>
+              <w:right w:type="dxa" w:w="100"/>
+            </w:tcMar>
+            <w:vAlign w:val="top"/>
+          </w:tcPr>
+          <w:p>
+            <w:pPr>
+              <w:spacing w:after="0"/>
+            </w:pPr>
+            <w:r>
+              <w:rPr>
+                <w:sz w:val="20"/>
+                <w:szCs w:val="20"/>
+              </w:rPr>
+              <w:t xml:space="preserve">One quantity depends on another when changing the first causes the second to change.</w:t>
+            </w:r>
+          </w:p>
+        </w:tc>
+        <w:tc>
+          <w:tcPr>
+            <w:tcW w:type="dxa" w:w="2200"/>
+            <w:tcMar>
+              <w:top w:type="dxa" w:w="80"/>
+              <w:left w:type="dxa" w:w="100"/>
+              <w:bottom w:type="dxa" w:w="80"/>
+              <w:right w:type="dxa" w:w="100"/>
+            </w:tcMar>
+            <w:vAlign w:val="top"/>
+          </w:tcPr>
+          <w:p>
+            <w:pPr>
+              <w:spacing w:after="40"/>
+            </w:pPr>
+            <w:r>
+              <w:rPr>
+                <w:i/>
+                <w:iCs/>
+                <w:color w:val="5F6F80"/>
+                <w:sz w:val="19"/>
+                <w:szCs w:val="19"/>
+              </w:rPr>
+              <w:t xml:space="preserve">Not depends on: write a counter-example that breaks the definition.</w:t>
+            </w:r>
+          </w:p>
+          <w:p>
+            <w:pPr>
+              <w:pBdr>
+                <w:bottom w:val="single" w:color="AFBECC" w:sz="6"/>
+              </w:pBdr>
+              <w:spacing w:after="30" w:before="150"/>
+            </w:pPr>
+            <w:r>
+              <w:t xml:space="preserve"/>
+            </w:r>
+          </w:p>
+        </w:tc>
+        <w:tc>
+          <w:tcPr>
+            <w:tcW w:type="dxa" w:w="2200"/>
+            <w:tcMar>
+              <w:top w:type="dxa" w:w="80"/>
+              <w:left w:type="dxa" w:w="100"/>
+              <w:bottom w:type="dxa" w:w="80"/>
+              <w:right w:type="dxa" w:w="100"/>
+            </w:tcMar>
+            <w:vAlign w:val="top"/>
+          </w:tcPr>
+          <w:p>
+            <w:pPr>
+              <w:spacing w:after="40"/>
               <w:jc w:val="center"/>
             </w:pPr>
             <w:r>
               <w:drawing>
                 <wp:inline distT="0" distB="0" distL="0" distR="0">
-                  <wp:extent cx="1047750" cy="790575"/>
+                  <wp:extent cx="876300" cy="657225"/>
                   <wp:effectExtent t="0" r="0" b="0" l="0"/>
                   <wp:docPr id="1" name="" descr="" title=""/>
                   <wp:cNvGraphicFramePr>
@@ -639,7 +915,7 @@
                         <pic:spPr bwMode="auto">
                           <a:xfrm>
                             <a:off x="0" y="0"/>
-                            <a:ext cx="1047750" cy="790575"/>
+                            <a:ext cx="876300" cy="657225"/>
                           </a:xfrm>
                           <a:prstGeom prst="rect">
                             <a:avLst/>
@@ -652,69 +928,10 @@
               </w:drawing>
             </w:r>
           </w:p>
-        </w:tc>
-        <w:tc>
-          <w:tcPr>
-            <w:tcW w:type="dxa" w:w="7560"/>
-            <w:tcMar>
-              <w:top w:type="dxa" w:w="100"/>
-              <w:left w:type="dxa" w:w="40"/>
-              <w:bottom w:type="dxa" w:w="100"/>
-              <w:right w:type="dxa" w:w="40"/>
-            </w:tcMar>
-            <w:vAlign w:val="center"/>
-          </w:tcPr>
-          <w:p>
-            <w:pPr>
-              <w:spacing w:after="50"/>
-            </w:pPr>
-            <w:r>
-              <w:rPr>
-                <w:b/>
-                <w:bCs/>
-                <w:color w:val="12355B"/>
-                <w:sz w:val="24"/>
-                <w:szCs w:val="24"/>
-              </w:rPr>
-              <w:t xml:space="preserve">depends on</w:t>
-            </w:r>
-            <w:r>
-              <w:rPr>
-                <w:i/>
-                <w:iCs/>
-                <w:color w:val="5F6F80"/>
-                <w:sz w:val="19"/>
-                <w:szCs w:val="19"/>
-              </w:rPr>
-              <w:t xml:space="preserve">   depende de</w:t>
-            </w:r>
-          </w:p>
-          <w:p>
-            <w:pPr>
-              <w:spacing w:after="40"/>
-            </w:pPr>
-            <w:r>
-              <w:rPr>
-                <w:sz w:val="21"/>
-                <w:szCs w:val="21"/>
-              </w:rPr>
-              <w:t xml:space="preserve">One quantity depends on another when changing the first causes the second to change.</w:t>
-            </w:r>
-          </w:p>
           <w:p>
             <w:pPr>
               <w:spacing w:after="0"/>
             </w:pPr>
-            <w:r>
-              <w:rPr>
-                <w:b/>
-                <w:bCs/>
-                <w:color w:val="1FA6A2"/>
-                <w:sz w:val="18"/>
-                <w:szCs w:val="18"/>
-              </w:rPr>
-              <w:t xml:space="preserve">Example:  </w:t>
-            </w:r>
             <w:r>
               <w:rPr>
                 <w:i/>
@@ -728,23 +945,6 @@
           </w:p>
         </w:tc>
       </w:tr>
-    </w:tbl>
-    <w:tbl>
-      <w:tblPr>
-        <w:tblW w:type="pct" w:w="100%"/>
-        <w:tblBorders>
-          <w:top w:val="none" w:color="FFFFFF" w:sz="0"/>
-          <w:left w:val="none" w:color="FFFFFF" w:sz="0"/>
-          <w:bottom w:val="single" w:color="C7D2DD" w:sz="4"/>
-          <w:right w:val="none" w:color="FFFFFF" w:sz="0"/>
-          <w:insideH w:val="none" w:color="FFFFFF" w:sz="0"/>
-          <w:insideV w:val="none" w:color="FFFFFF" w:sz="0"/>
-        </w:tblBorders>
-      </w:tblPr>
-      <w:tblGrid>
-        <w:gridCol w:w="1800"/>
-        <w:gridCol w:w="7560"/>
-      </w:tblGrid>
       <w:tr>
         <w:trPr>
           <w:cantSplit/>
@@ -753,22 +953,126 @@
           <w:tcPr>
             <w:tcW w:type="dxa" w:w="1800"/>
             <w:tcMar>
-              <w:top w:type="dxa" w:w="100"/>
-              <w:left w:type="dxa" w:w="40"/>
-              <w:bottom w:type="dxa" w:w="100"/>
-              <w:right w:type="dxa" w:w="120"/>
-            </w:tcMar>
-            <w:vAlign w:val="center"/>
-          </w:tcPr>
+              <w:top w:type="dxa" w:w="80"/>
+              <w:left w:type="dxa" w:w="100"/>
+              <w:bottom w:type="dxa" w:w="80"/>
+              <w:right w:type="dxa" w:w="100"/>
+            </w:tcMar>
+            <w:vAlign w:val="top"/>
+          </w:tcPr>
+          <w:p>
+            <w:pPr>
+              <w:spacing w:after="30"/>
+            </w:pPr>
+            <w:r>
+              <w:rPr>
+                <w:b/>
+                <w:bCs/>
+                <w:color w:val="12355B"/>
+                <w:sz w:val="21"/>
+                <w:szCs w:val="21"/>
+              </w:rPr>
+              <w:t xml:space="preserve">quantity</w:t>
+            </w:r>
+          </w:p>
           <w:p>
             <w:pPr>
               <w:spacing w:after="0"/>
+            </w:pPr>
+            <w:r>
+              <w:rPr>
+                <w:i/>
+                <w:iCs/>
+                <w:color w:val="5F6F80"/>
+                <w:sz w:val="18"/>
+                <w:szCs w:val="18"/>
+              </w:rPr>
+              <w:t xml:space="preserve">cantidad</w:t>
+            </w:r>
+          </w:p>
+        </w:tc>
+        <w:tc>
+          <w:tcPr>
+            <w:tcW w:type="dxa" w:w="3160"/>
+            <w:tcMar>
+              <w:top w:type="dxa" w:w="80"/>
+              <w:left w:type="dxa" w:w="100"/>
+              <w:bottom w:type="dxa" w:w="80"/>
+              <w:right w:type="dxa" w:w="100"/>
+            </w:tcMar>
+            <w:vAlign w:val="top"/>
+          </w:tcPr>
+          <w:p>
+            <w:pPr>
+              <w:spacing w:after="0"/>
+            </w:pPr>
+            <w:r>
+              <w:rPr>
+                <w:sz w:val="20"/>
+                <w:szCs w:val="20"/>
+              </w:rPr>
+              <w:t xml:space="preserve">Something that can be counted or measured.</w:t>
+            </w:r>
+          </w:p>
+        </w:tc>
+        <w:tc>
+          <w:tcPr>
+            <w:tcW w:type="dxa" w:w="2200"/>
+            <w:tcMar>
+              <w:top w:type="dxa" w:w="80"/>
+              <w:left w:type="dxa" w:w="100"/>
+              <w:bottom w:type="dxa" w:w="80"/>
+              <w:right w:type="dxa" w:w="100"/>
+            </w:tcMar>
+            <w:vAlign w:val="top"/>
+          </w:tcPr>
+          <w:p>
+            <w:pPr>
+              <w:spacing w:after="40"/>
+            </w:pPr>
+            <w:r>
+              <w:rPr>
+                <w:i/>
+                <w:iCs/>
+                <w:color w:val="5F6F80"/>
+                <w:sz w:val="19"/>
+                <w:szCs w:val="19"/>
+              </w:rPr>
+              <w:t xml:space="preserve">Not quantity: write a counter-example that breaks the definition.</w:t>
+            </w:r>
+          </w:p>
+          <w:p>
+            <w:pPr>
+              <w:pBdr>
+                <w:bottom w:val="single" w:color="AFBECC" w:sz="6"/>
+              </w:pBdr>
+              <w:spacing w:after="30" w:before="150"/>
+            </w:pPr>
+            <w:r>
+              <w:t xml:space="preserve"/>
+            </w:r>
+          </w:p>
+        </w:tc>
+        <w:tc>
+          <w:tcPr>
+            <w:tcW w:type="dxa" w:w="2200"/>
+            <w:tcMar>
+              <w:top w:type="dxa" w:w="80"/>
+              <w:left w:type="dxa" w:w="100"/>
+              <w:bottom w:type="dxa" w:w="80"/>
+              <w:right w:type="dxa" w:w="100"/>
+            </w:tcMar>
+            <w:vAlign w:val="top"/>
+          </w:tcPr>
+          <w:p>
+            <w:pPr>
+              <w:spacing w:after="40"/>
               <w:jc w:val="center"/>
             </w:pPr>
             <w:r>
               <w:drawing>
                 <wp:inline distT="0" distB="0" distL="0" distR="0">
-                  <wp:extent cx="1047750" cy="790575"/>
+                  <wp:extent cx="876300" cy="657225"/>
                   <wp:effectExtent t="0" r="0" b="0" l="0"/>
                   <wp:docPr id="1" name="" descr="" title=""/>
                   <wp:cNvGraphicFramePr>
@@ -793,7 +1097,7 @@
                         <pic:spPr bwMode="auto">
                           <a:xfrm>
                             <a:off x="0" y="0"/>
-                            <a:ext cx="1047750" cy="790575"/>
+                            <a:ext cx="876300" cy="657225"/>
                           </a:xfrm>
                           <a:prstGeom prst="rect">
                             <a:avLst/>
@@ -806,69 +1110,10 @@
               </w:drawing>
             </w:r>
           </w:p>
-        </w:tc>
-        <w:tc>
-          <w:tcPr>
-            <w:tcW w:type="dxa" w:w="7560"/>
-            <w:tcMar>
-              <w:top w:type="dxa" w:w="100"/>
-              <w:left w:type="dxa" w:w="40"/>
-              <w:bottom w:type="dxa" w:w="100"/>
-              <w:right w:type="dxa" w:w="40"/>
-            </w:tcMar>
-            <w:vAlign w:val="center"/>
-          </w:tcPr>
-          <w:p>
-            <w:pPr>
-              <w:spacing w:after="50"/>
-            </w:pPr>
-            <w:r>
-              <w:rPr>
-                <w:b/>
-                <w:bCs/>
-                <w:color w:val="12355B"/>
-                <w:sz w:val="24"/>
-                <w:szCs w:val="24"/>
-              </w:rPr>
-              <w:t xml:space="preserve">quantity</w:t>
-            </w:r>
-            <w:r>
-              <w:rPr>
-                <w:i/>
-                <w:iCs/>
-                <w:color w:val="5F6F80"/>
-                <w:sz w:val="19"/>
-                <w:szCs w:val="19"/>
-              </w:rPr>
-              <w:t xml:space="preserve">   cantidad</w:t>
-            </w:r>
-          </w:p>
-          <w:p>
-            <w:pPr>
-              <w:spacing w:after="40"/>
-            </w:pPr>
-            <w:r>
-              <w:rPr>
-                <w:sz w:val="21"/>
-                <w:szCs w:val="21"/>
-              </w:rPr>
-              <w:t xml:space="preserve">Something that can be counted or measured.</w:t>
-            </w:r>
-          </w:p>
           <w:p>
             <w:pPr>
               <w:spacing w:after="0"/>
             </w:pPr>
-            <w:r>
-              <w:rPr>
-                <w:b/>
-                <w:bCs/>
-                <w:color w:val="1FA6A2"/>
-                <w:sz w:val="18"/>
-                <w:szCs w:val="18"/>
-              </w:rPr>
-              <w:t xml:space="preserve">Example:  </w:t>
-            </w:r>
             <w:r>
               <w:rPr>
                 <w:i/>
@@ -882,23 +1127,6 @@
           </w:p>
         </w:tc>
       </w:tr>
-    </w:tbl>
-    <w:tbl>
-      <w:tblPr>
-        <w:tblW w:type="pct" w:w="100%"/>
-        <w:tblBorders>
-          <w:top w:val="none" w:color="FFFFFF" w:sz="0"/>
-          <w:left w:val="none" w:color="FFFFFF" w:sz="0"/>
-          <w:bottom w:val="single" w:color="C7D2DD" w:sz="4"/>
-          <w:right w:val="none" w:color="FFFFFF" w:sz="0"/>
-          <w:insideH w:val="none" w:color="FFFFFF" w:sz="0"/>
-          <w:insideV w:val="none" w:color="FFFFFF" w:sz="0"/>
-        </w:tblBorders>
-      </w:tblPr>
-      <w:tblGrid>
-        <w:gridCol w:w="1800"/>
-        <w:gridCol w:w="7560"/>
-      </w:tblGrid>
       <w:tr>
         <w:trPr>
           <w:cantSplit/>
@@ -907,22 +1135,126 @@
           <w:tcPr>
             <w:tcW w:type="dxa" w:w="1800"/>
             <w:tcMar>
-              <w:top w:type="dxa" w:w="100"/>
-              <w:left w:type="dxa" w:w="40"/>
-              <w:bottom w:type="dxa" w:w="100"/>
-              <w:right w:type="dxa" w:w="120"/>
-            </w:tcMar>
-            <w:vAlign w:val="center"/>
-          </w:tcPr>
+              <w:top w:type="dxa" w:w="80"/>
+              <w:left w:type="dxa" w:w="100"/>
+              <w:bottom w:type="dxa" w:w="80"/>
+              <w:right w:type="dxa" w:w="100"/>
+            </w:tcMar>
+            <w:vAlign w:val="top"/>
+          </w:tcPr>
+          <w:p>
+            <w:pPr>
+              <w:spacing w:after="30"/>
+            </w:pPr>
+            <w:r>
+              <w:rPr>
+                <w:b/>
+                <w:bCs/>
+                <w:color w:val="12355B"/>
+                <w:sz w:val="21"/>
+                <w:szCs w:val="21"/>
+              </w:rPr>
+              <w:t xml:space="preserve">relationship</w:t>
+            </w:r>
+          </w:p>
           <w:p>
             <w:pPr>
               <w:spacing w:after="0"/>
+            </w:pPr>
+            <w:r>
+              <w:rPr>
+                <w:i/>
+                <w:iCs/>
+                <w:color w:val="5F6F80"/>
+                <w:sz w:val="18"/>
+                <w:szCs w:val="18"/>
+              </w:rPr>
+              <w:t xml:space="preserve">relación</w:t>
+            </w:r>
+          </w:p>
+        </w:tc>
+        <w:tc>
+          <w:tcPr>
+            <w:tcW w:type="dxa" w:w="3160"/>
+            <w:tcMar>
+              <w:top w:type="dxa" w:w="80"/>
+              <w:left w:type="dxa" w:w="100"/>
+              <w:bottom w:type="dxa" w:w="80"/>
+              <w:right w:type="dxa" w:w="100"/>
+            </w:tcMar>
+            <w:vAlign w:val="top"/>
+          </w:tcPr>
+          <w:p>
+            <w:pPr>
+              <w:spacing w:after="0"/>
+            </w:pPr>
+            <w:r>
+              <w:rPr>
+                <w:sz w:val="20"/>
+                <w:szCs w:val="20"/>
+              </w:rPr>
+              <w:t xml:space="preserve">How two quantities change together.</w:t>
+            </w:r>
+          </w:p>
+        </w:tc>
+        <w:tc>
+          <w:tcPr>
+            <w:tcW w:type="dxa" w:w="2200"/>
+            <w:tcMar>
+              <w:top w:type="dxa" w:w="80"/>
+              <w:left w:type="dxa" w:w="100"/>
+              <w:bottom w:type="dxa" w:w="80"/>
+              <w:right w:type="dxa" w:w="100"/>
+            </w:tcMar>
+            <w:vAlign w:val="top"/>
+          </w:tcPr>
+          <w:p>
+            <w:pPr>
+              <w:spacing w:after="40"/>
+            </w:pPr>
+            <w:r>
+              <w:rPr>
+                <w:i/>
+                <w:iCs/>
+                <w:color w:val="5F6F80"/>
+                <w:sz w:val="19"/>
+                <w:szCs w:val="19"/>
+              </w:rPr>
+              <w:t xml:space="preserve">Not relationship: write a counter-example that breaks the definition.</w:t>
+            </w:r>
+          </w:p>
+          <w:p>
+            <w:pPr>
+              <w:pBdr>
+                <w:bottom w:val="single" w:color="AFBECC" w:sz="6"/>
+              </w:pBdr>
+              <w:spacing w:after="30" w:before="150"/>
+            </w:pPr>
+            <w:r>
+              <w:t xml:space="preserve"/>
+            </w:r>
+          </w:p>
+        </w:tc>
+        <w:tc>
+          <w:tcPr>
+            <w:tcW w:type="dxa" w:w="2200"/>
+            <w:tcMar>
+              <w:top w:type="dxa" w:w="80"/>
+              <w:left w:type="dxa" w:w="100"/>
+              <w:bottom w:type="dxa" w:w="80"/>
+              <w:right w:type="dxa" w:w="100"/>
+            </w:tcMar>
+            <w:vAlign w:val="top"/>
+          </w:tcPr>
+          <w:p>
+            <w:pPr>
+              <w:spacing w:after="40"/>
               <w:jc w:val="center"/>
             </w:pPr>
             <w:r>
               <w:drawing>
                 <wp:inline distT="0" distB="0" distL="0" distR="0">
-                  <wp:extent cx="1047750" cy="790575"/>
+                  <wp:extent cx="876300" cy="657225"/>
                   <wp:effectExtent t="0" r="0" b="0" l="0"/>
                   <wp:docPr id="1" name="" descr="" title=""/>
                   <wp:cNvGraphicFramePr>
@@ -947,7 +1279,7 @@
                         <pic:spPr bwMode="auto">
                           <a:xfrm>
                             <a:off x="0" y="0"/>
-                            <a:ext cx="1047750" cy="790575"/>
+                            <a:ext cx="876300" cy="657225"/>
                           </a:xfrm>
                           <a:prstGeom prst="rect">
                             <a:avLst/>
@@ -960,69 +1292,10 @@
               </w:drawing>
             </w:r>
           </w:p>
-        </w:tc>
-        <w:tc>
-          <w:tcPr>
-            <w:tcW w:type="dxa" w:w="7560"/>
-            <w:tcMar>
-              <w:top w:type="dxa" w:w="100"/>
-              <w:left w:type="dxa" w:w="40"/>
-              <w:bottom w:type="dxa" w:w="100"/>
-              <w:right w:type="dxa" w:w="40"/>
-            </w:tcMar>
-            <w:vAlign w:val="center"/>
-          </w:tcPr>
-          <w:p>
-            <w:pPr>
-              <w:spacing w:after="50"/>
-            </w:pPr>
-            <w:r>
-              <w:rPr>
-                <w:b/>
-                <w:bCs/>
-                <w:color w:val="12355B"/>
-                <w:sz w:val="24"/>
-                <w:szCs w:val="24"/>
-              </w:rPr>
-              <w:t xml:space="preserve">relationship</w:t>
-            </w:r>
-            <w:r>
-              <w:rPr>
-                <w:i/>
-                <w:iCs/>
-                <w:color w:val="5F6F80"/>
-                <w:sz w:val="19"/>
-                <w:szCs w:val="19"/>
-              </w:rPr>
-              <w:t xml:space="preserve">   relación</w:t>
-            </w:r>
-          </w:p>
-          <w:p>
-            <w:pPr>
-              <w:spacing w:after="40"/>
-            </w:pPr>
-            <w:r>
-              <w:rPr>
-                <w:sz w:val="21"/>
-                <w:szCs w:val="21"/>
-              </w:rPr>
-              <w:t xml:space="preserve">How two quantities change together.</w:t>
-            </w:r>
-          </w:p>
           <w:p>
             <w:pPr>
               <w:spacing w:after="0"/>
             </w:pPr>
-            <w:r>
-              <w:rPr>
-                <w:b/>
-                <w:bCs/>
-                <w:color w:val="1FA6A2"/>
-                <w:sz w:val="18"/>
-                <w:szCs w:val="18"/>
-              </w:rPr>
-              <w:t xml:space="preserve">Example:  </w:t>
-            </w:r>
             <w:r>
               <w:rPr>
                 <w:i/>
@@ -1036,23 +1309,6 @@
           </w:p>
         </w:tc>
       </w:tr>
-    </w:tbl>
-    <w:tbl>
-      <w:tblPr>
-        <w:tblW w:type="pct" w:w="100%"/>
-        <w:tblBorders>
-          <w:top w:val="none" w:color="FFFFFF" w:sz="0"/>
-          <w:left w:val="none" w:color="FFFFFF" w:sz="0"/>
-          <w:bottom w:val="single" w:color="C7D2DD" w:sz="4"/>
-          <w:right w:val="none" w:color="FFFFFF" w:sz="0"/>
-          <w:insideH w:val="none" w:color="FFFFFF" w:sz="0"/>
-          <w:insideV w:val="none" w:color="FFFFFF" w:sz="0"/>
-        </w:tblBorders>
-      </w:tblPr>
-      <w:tblGrid>
-        <w:gridCol w:w="1800"/>
-        <w:gridCol w:w="7560"/>
-      </w:tblGrid>
       <w:tr>
         <w:trPr>
           <w:cantSplit/>
@@ -1061,22 +1317,126 @@
           <w:tcPr>
             <w:tcW w:type="dxa" w:w="1800"/>
             <w:tcMar>
-              <w:top w:type="dxa" w:w="100"/>
-              <w:left w:type="dxa" w:w="40"/>
-              <w:bottom w:type="dxa" w:w="100"/>
-              <w:right w:type="dxa" w:w="120"/>
-            </w:tcMar>
-            <w:vAlign w:val="center"/>
-          </w:tcPr>
+              <w:top w:type="dxa" w:w="80"/>
+              <w:left w:type="dxa" w:w="100"/>
+              <w:bottom w:type="dxa" w:w="80"/>
+              <w:right w:type="dxa" w:w="100"/>
+            </w:tcMar>
+            <w:vAlign w:val="top"/>
+          </w:tcPr>
+          <w:p>
+            <w:pPr>
+              <w:spacing w:after="30"/>
+            </w:pPr>
+            <w:r>
+              <w:rPr>
+                <w:b/>
+                <w:bCs/>
+                <w:color w:val="12355B"/>
+                <w:sz w:val="21"/>
+                <w:szCs w:val="21"/>
+              </w:rPr>
+              <w:t xml:space="preserve">Table of values</w:t>
+            </w:r>
+          </w:p>
           <w:p>
             <w:pPr>
               <w:spacing w:after="0"/>
+            </w:pPr>
+            <w:r>
+              <w:rPr>
+                <w:i/>
+                <w:iCs/>
+                <w:color w:val="5F6F80"/>
+                <w:sz w:val="18"/>
+                <w:szCs w:val="18"/>
+              </w:rPr>
+              <w:t xml:space="preserve">Tabla de valores</w:t>
+            </w:r>
+          </w:p>
+        </w:tc>
+        <w:tc>
+          <w:tcPr>
+            <w:tcW w:type="dxa" w:w="3160"/>
+            <w:tcMar>
+              <w:top w:type="dxa" w:w="80"/>
+              <w:left w:type="dxa" w:w="100"/>
+              <w:bottom w:type="dxa" w:w="80"/>
+              <w:right w:type="dxa" w:w="100"/>
+            </w:tcMar>
+            <w:vAlign w:val="top"/>
+          </w:tcPr>
+          <w:p>
+            <w:pPr>
+              <w:spacing w:after="0"/>
+            </w:pPr>
+            <w:r>
+              <w:rPr>
+                <w:sz w:val="20"/>
+                <w:szCs w:val="20"/>
+              </w:rPr>
+              <w:t xml:space="preserve">A list of matched input and output pairs.</w:t>
+            </w:r>
+          </w:p>
+        </w:tc>
+        <w:tc>
+          <w:tcPr>
+            <w:tcW w:type="dxa" w:w="2200"/>
+            <w:tcMar>
+              <w:top w:type="dxa" w:w="80"/>
+              <w:left w:type="dxa" w:w="100"/>
+              <w:bottom w:type="dxa" w:w="80"/>
+              <w:right w:type="dxa" w:w="100"/>
+            </w:tcMar>
+            <w:vAlign w:val="top"/>
+          </w:tcPr>
+          <w:p>
+            <w:pPr>
+              <w:spacing w:after="40"/>
+            </w:pPr>
+            <w:r>
+              <w:rPr>
+                <w:i/>
+                <w:iCs/>
+                <w:color w:val="5F6F80"/>
+                <w:sz w:val="19"/>
+                <w:szCs w:val="19"/>
+              </w:rPr>
+              <w:t xml:space="preserve">Not Table of values: write a counter-example that breaks the definition.</w:t>
+            </w:r>
+          </w:p>
+          <w:p>
+            <w:pPr>
+              <w:pBdr>
+                <w:bottom w:val="single" w:color="AFBECC" w:sz="6"/>
+              </w:pBdr>
+              <w:spacing w:after="30" w:before="150"/>
+            </w:pPr>
+            <w:r>
+              <w:t xml:space="preserve"/>
+            </w:r>
+          </w:p>
+        </w:tc>
+        <w:tc>
+          <w:tcPr>
+            <w:tcW w:type="dxa" w:w="2200"/>
+            <w:tcMar>
+              <w:top w:type="dxa" w:w="80"/>
+              <w:left w:type="dxa" w:w="100"/>
+              <w:bottom w:type="dxa" w:w="80"/>
+              <w:right w:type="dxa" w:w="100"/>
+            </w:tcMar>
+            <w:vAlign w:val="top"/>
+          </w:tcPr>
+          <w:p>
+            <w:pPr>
+              <w:spacing w:after="40"/>
               <w:jc w:val="center"/>
             </w:pPr>
             <w:r>
               <w:drawing>
                 <wp:inline distT="0" distB="0" distL="0" distR="0">
-                  <wp:extent cx="1047750" cy="790575"/>
+                  <wp:extent cx="876300" cy="657225"/>
                   <wp:effectExtent t="0" r="0" b="0" l="0"/>
                   <wp:docPr id="1" name="" descr="" title=""/>
                   <wp:cNvGraphicFramePr>
@@ -1101,7 +1461,7 @@
                         <pic:spPr bwMode="auto">
                           <a:xfrm>
                             <a:off x="0" y="0"/>
-                            <a:ext cx="1047750" cy="790575"/>
+                            <a:ext cx="876300" cy="657225"/>
                           </a:xfrm>
                           <a:prstGeom prst="rect">
                             <a:avLst/>
@@ -1114,69 +1474,10 @@
               </w:drawing>
             </w:r>
           </w:p>
-        </w:tc>
-        <w:tc>
-          <w:tcPr>
-            <w:tcW w:type="dxa" w:w="7560"/>
-            <w:tcMar>
-              <w:top w:type="dxa" w:w="100"/>
-              <w:left w:type="dxa" w:w="40"/>
-              <w:bottom w:type="dxa" w:w="100"/>
-              <w:right w:type="dxa" w:w="40"/>
-            </w:tcMar>
-            <w:vAlign w:val="center"/>
-          </w:tcPr>
-          <w:p>
-            <w:pPr>
-              <w:spacing w:after="50"/>
-            </w:pPr>
-            <w:r>
-              <w:rPr>
-                <w:b/>
-                <w:bCs/>
-                <w:color w:val="12355B"/>
-                <w:sz w:val="24"/>
-                <w:szCs w:val="24"/>
-              </w:rPr>
-              <w:t xml:space="preserve">Table of values</w:t>
-            </w:r>
-            <w:r>
-              <w:rPr>
-                <w:i/>
-                <w:iCs/>
-                <w:color w:val="5F6F80"/>
-                <w:sz w:val="19"/>
-                <w:szCs w:val="19"/>
-              </w:rPr>
-              <w:t xml:space="preserve">   Tabla de valores</w:t>
-            </w:r>
-          </w:p>
-          <w:p>
-            <w:pPr>
-              <w:spacing w:after="40"/>
-            </w:pPr>
-            <w:r>
-              <w:rPr>
-                <w:sz w:val="21"/>
-                <w:szCs w:val="21"/>
-              </w:rPr>
-              <w:t xml:space="preserve">A list of matched input and output pairs.</w:t>
-            </w:r>
-          </w:p>
           <w:p>
             <w:pPr>
               <w:spacing w:after="0"/>
             </w:pPr>
-            <w:r>
-              <w:rPr>
-                <w:b/>
-                <w:bCs/>
-                <w:color w:val="1FA6A2"/>
-                <w:sz w:val="18"/>
-                <w:szCs w:val="18"/>
-              </w:rPr>
-              <w:t xml:space="preserve">Example:  </w:t>
-            </w:r>
             <w:r>
               <w:rPr>
                 <w:i/>
@@ -1190,23 +1491,6 @@
           </w:p>
         </w:tc>
       </w:tr>
-    </w:tbl>
-    <w:tbl>
-      <w:tblPr>
-        <w:tblW w:type="pct" w:w="100%"/>
-        <w:tblBorders>
-          <w:top w:val="none" w:color="FFFFFF" w:sz="0"/>
-          <w:left w:val="none" w:color="FFFFFF" w:sz="0"/>
-          <w:bottom w:val="single" w:color="C7D2DD" w:sz="4"/>
-          <w:right w:val="none" w:color="FFFFFF" w:sz="0"/>
-          <w:insideH w:val="none" w:color="FFFFFF" w:sz="0"/>
-          <w:insideV w:val="none" w:color="FFFFFF" w:sz="0"/>
-        </w:tblBorders>
-      </w:tblPr>
-      <w:tblGrid>
-        <w:gridCol w:w="1800"/>
-        <w:gridCol w:w="7560"/>
-      </w:tblGrid>
       <w:tr>
         <w:trPr>
           <w:cantSplit/>
@@ -1215,22 +1499,126 @@
           <w:tcPr>
             <w:tcW w:type="dxa" w:w="1800"/>
             <w:tcMar>
-              <w:top w:type="dxa" w:w="100"/>
-              <w:left w:type="dxa" w:w="40"/>
-              <w:bottom w:type="dxa" w:w="100"/>
-              <w:right w:type="dxa" w:w="120"/>
-            </w:tcMar>
-            <w:vAlign w:val="center"/>
-          </w:tcPr>
+              <w:top w:type="dxa" w:w="80"/>
+              <w:left w:type="dxa" w:w="100"/>
+              <w:bottom w:type="dxa" w:w="80"/>
+              <w:right w:type="dxa" w:w="100"/>
+            </w:tcMar>
+            <w:vAlign w:val="top"/>
+          </w:tcPr>
+          <w:p>
+            <w:pPr>
+              <w:spacing w:after="30"/>
+            </w:pPr>
+            <w:r>
+              <w:rPr>
+                <w:b/>
+                <w:bCs/>
+                <w:color w:val="12355B"/>
+                <w:sz w:val="21"/>
+                <w:szCs w:val="21"/>
+              </w:rPr>
+              <w:t xml:space="preserve">Input</w:t>
+            </w:r>
+          </w:p>
           <w:p>
             <w:pPr>
               <w:spacing w:after="0"/>
+            </w:pPr>
+            <w:r>
+              <w:rPr>
+                <w:i/>
+                <w:iCs/>
+                <w:color w:val="5F6F80"/>
+                <w:sz w:val="18"/>
+                <w:szCs w:val="18"/>
+              </w:rPr>
+              <w:t xml:space="preserve">Entrada</w:t>
+            </w:r>
+          </w:p>
+        </w:tc>
+        <w:tc>
+          <w:tcPr>
+            <w:tcW w:type="dxa" w:w="3160"/>
+            <w:tcMar>
+              <w:top w:type="dxa" w:w="80"/>
+              <w:left w:type="dxa" w:w="100"/>
+              <w:bottom w:type="dxa" w:w="80"/>
+              <w:right w:type="dxa" w:w="100"/>
+            </w:tcMar>
+            <w:vAlign w:val="top"/>
+          </w:tcPr>
+          <w:p>
+            <w:pPr>
+              <w:spacing w:after="0"/>
+            </w:pPr>
+            <w:r>
+              <w:rPr>
+                <w:sz w:val="20"/>
+                <w:szCs w:val="20"/>
+              </w:rPr>
+              <w:t xml:space="preserve">The independent value you put in; it fills the first column of a table.</w:t>
+            </w:r>
+          </w:p>
+        </w:tc>
+        <w:tc>
+          <w:tcPr>
+            <w:tcW w:type="dxa" w:w="2200"/>
+            <w:tcMar>
+              <w:top w:type="dxa" w:w="80"/>
+              <w:left w:type="dxa" w:w="100"/>
+              <w:bottom w:type="dxa" w:w="80"/>
+              <w:right w:type="dxa" w:w="100"/>
+            </w:tcMar>
+            <w:vAlign w:val="top"/>
+          </w:tcPr>
+          <w:p>
+            <w:pPr>
+              <w:spacing w:after="40"/>
+            </w:pPr>
+            <w:r>
+              <w:rPr>
+                <w:i/>
+                <w:iCs/>
+                <w:color w:val="5F6F80"/>
+                <w:sz w:val="19"/>
+                <w:szCs w:val="19"/>
+              </w:rPr>
+              <w:t xml:space="preserve">Not Input: write a counter-example that breaks the definition.</w:t>
+            </w:r>
+          </w:p>
+          <w:p>
+            <w:pPr>
+              <w:pBdr>
+                <w:bottom w:val="single" w:color="AFBECC" w:sz="6"/>
+              </w:pBdr>
+              <w:spacing w:after="30" w:before="150"/>
+            </w:pPr>
+            <w:r>
+              <w:t xml:space="preserve"/>
+            </w:r>
+          </w:p>
+        </w:tc>
+        <w:tc>
+          <w:tcPr>
+            <w:tcW w:type="dxa" w:w="2200"/>
+            <w:tcMar>
+              <w:top w:type="dxa" w:w="80"/>
+              <w:left w:type="dxa" w:w="100"/>
+              <w:bottom w:type="dxa" w:w="80"/>
+              <w:right w:type="dxa" w:w="100"/>
+            </w:tcMar>
+            <w:vAlign w:val="top"/>
+          </w:tcPr>
+          <w:p>
+            <w:pPr>
+              <w:spacing w:after="40"/>
               <w:jc w:val="center"/>
             </w:pPr>
             <w:r>
               <w:drawing>
                 <wp:inline distT="0" distB="0" distL="0" distR="0">
-                  <wp:extent cx="1047750" cy="790575"/>
+                  <wp:extent cx="876300" cy="657225"/>
                   <wp:effectExtent t="0" r="0" b="0" l="0"/>
                   <wp:docPr id="1" name="" descr="" title=""/>
                   <wp:cNvGraphicFramePr>
@@ -1255,7 +1643,7 @@
                         <pic:spPr bwMode="auto">
                           <a:xfrm>
                             <a:off x="0" y="0"/>
-                            <a:ext cx="1047750" cy="790575"/>
+                            <a:ext cx="876300" cy="657225"/>
                           </a:xfrm>
                           <a:prstGeom prst="rect">
                             <a:avLst/>
@@ -1268,69 +1656,10 @@
               </w:drawing>
             </w:r>
           </w:p>
-        </w:tc>
-        <w:tc>
-          <w:tcPr>
-            <w:tcW w:type="dxa" w:w="7560"/>
-            <w:tcMar>
-              <w:top w:type="dxa" w:w="100"/>
-              <w:left w:type="dxa" w:w="40"/>
-              <w:bottom w:type="dxa" w:w="100"/>
-              <w:right w:type="dxa" w:w="40"/>
-            </w:tcMar>
-            <w:vAlign w:val="center"/>
-          </w:tcPr>
-          <w:p>
-            <w:pPr>
-              <w:spacing w:after="50"/>
-            </w:pPr>
-            <w:r>
-              <w:rPr>
-                <w:b/>
-                <w:bCs/>
-                <w:color w:val="12355B"/>
-                <w:sz w:val="24"/>
-                <w:szCs w:val="24"/>
-              </w:rPr>
-              <w:t xml:space="preserve">Input</w:t>
-            </w:r>
-            <w:r>
-              <w:rPr>
-                <w:i/>
-                <w:iCs/>
-                <w:color w:val="5F6F80"/>
-                <w:sz w:val="19"/>
-                <w:szCs w:val="19"/>
-              </w:rPr>
-              <w:t xml:space="preserve">   Entrada</w:t>
-            </w:r>
-          </w:p>
-          <w:p>
-            <w:pPr>
-              <w:spacing w:after="40"/>
-            </w:pPr>
-            <w:r>
-              <w:rPr>
-                <w:sz w:val="21"/>
-                <w:szCs w:val="21"/>
-              </w:rPr>
-              <w:t xml:space="preserve">The independent value you put in; it fills the first column of a table.</w:t>
-            </w:r>
-          </w:p>
           <w:p>
             <w:pPr>
               <w:spacing w:after="0"/>
             </w:pPr>
-            <w:r>
-              <w:rPr>
-                <w:b/>
-                <w:bCs/>
-                <w:color w:val="1FA6A2"/>
-                <w:sz w:val="18"/>
-                <w:szCs w:val="18"/>
-              </w:rPr>
-              <w:t xml:space="preserve">Example:  </w:t>
-            </w:r>
             <w:r>
               <w:rPr>
                 <w:i/>
@@ -1344,23 +1673,6 @@
           </w:p>
         </w:tc>
       </w:tr>
-    </w:tbl>
-    <w:tbl>
-      <w:tblPr>
-        <w:tblW w:type="pct" w:w="100%"/>
-        <w:tblBorders>
-          <w:top w:val="none" w:color="FFFFFF" w:sz="0"/>
-          <w:left w:val="none" w:color="FFFFFF" w:sz="0"/>
-          <w:bottom w:val="single" w:color="C7D2DD" w:sz="4"/>
-          <w:right w:val="none" w:color="FFFFFF" w:sz="0"/>
-          <w:insideH w:val="none" w:color="FFFFFF" w:sz="0"/>
-          <w:insideV w:val="none" w:color="FFFFFF" w:sz="0"/>
-        </w:tblBorders>
-      </w:tblPr>
-      <w:tblGrid>
-        <w:gridCol w:w="1800"/>
-        <w:gridCol w:w="7560"/>
-      </w:tblGrid>
       <w:tr>
         <w:trPr>
           <w:cantSplit/>
@@ -1369,22 +1681,126 @@
           <w:tcPr>
             <w:tcW w:type="dxa" w:w="1800"/>
             <w:tcMar>
-              <w:top w:type="dxa" w:w="100"/>
-              <w:left w:type="dxa" w:w="40"/>
-              <w:bottom w:type="dxa" w:w="100"/>
-              <w:right w:type="dxa" w:w="120"/>
-            </w:tcMar>
-            <w:vAlign w:val="center"/>
-          </w:tcPr>
+              <w:top w:type="dxa" w:w="80"/>
+              <w:left w:type="dxa" w:w="100"/>
+              <w:bottom w:type="dxa" w:w="80"/>
+              <w:right w:type="dxa" w:w="100"/>
+            </w:tcMar>
+            <w:vAlign w:val="top"/>
+          </w:tcPr>
+          <w:p>
+            <w:pPr>
+              <w:spacing w:after="30"/>
+            </w:pPr>
+            <w:r>
+              <w:rPr>
+                <w:b/>
+                <w:bCs/>
+                <w:color w:val="12355B"/>
+                <w:sz w:val="21"/>
+                <w:szCs w:val="21"/>
+              </w:rPr>
+              <w:t xml:space="preserve">Output</w:t>
+            </w:r>
+          </w:p>
           <w:p>
             <w:pPr>
               <w:spacing w:after="0"/>
+            </w:pPr>
+            <w:r>
+              <w:rPr>
+                <w:i/>
+                <w:iCs/>
+                <w:color w:val="5F6F80"/>
+                <w:sz w:val="18"/>
+                <w:szCs w:val="18"/>
+              </w:rPr>
+              <w:t xml:space="preserve">Salida</w:t>
+            </w:r>
+          </w:p>
+        </w:tc>
+        <w:tc>
+          <w:tcPr>
+            <w:tcW w:type="dxa" w:w="3160"/>
+            <w:tcMar>
+              <w:top w:type="dxa" w:w="80"/>
+              <w:left w:type="dxa" w:w="100"/>
+              <w:bottom w:type="dxa" w:w="80"/>
+              <w:right w:type="dxa" w:w="100"/>
+            </w:tcMar>
+            <w:vAlign w:val="top"/>
+          </w:tcPr>
+          <w:p>
+            <w:pPr>
+              <w:spacing w:after="0"/>
+            </w:pPr>
+            <w:r>
+              <w:rPr>
+                <w:sz w:val="20"/>
+                <w:szCs w:val="20"/>
+              </w:rPr>
+              <w:t xml:space="preserve">The dependent value that comes out; it fills the second column of a table.</w:t>
+            </w:r>
+          </w:p>
+        </w:tc>
+        <w:tc>
+          <w:tcPr>
+            <w:tcW w:type="dxa" w:w="2200"/>
+            <w:tcMar>
+              <w:top w:type="dxa" w:w="80"/>
+              <w:left w:type="dxa" w:w="100"/>
+              <w:bottom w:type="dxa" w:w="80"/>
+              <w:right w:type="dxa" w:w="100"/>
+            </w:tcMar>
+            <w:vAlign w:val="top"/>
+          </w:tcPr>
+          <w:p>
+            <w:pPr>
+              <w:spacing w:after="40"/>
+            </w:pPr>
+            <w:r>
+              <w:rPr>
+                <w:i/>
+                <w:iCs/>
+                <w:color w:val="5F6F80"/>
+                <w:sz w:val="19"/>
+                <w:szCs w:val="19"/>
+              </w:rPr>
+              <w:t xml:space="preserve">Not Output: write a counter-example that breaks the definition.</w:t>
+            </w:r>
+          </w:p>
+          <w:p>
+            <w:pPr>
+              <w:pBdr>
+                <w:bottom w:val="single" w:color="AFBECC" w:sz="6"/>
+              </w:pBdr>
+              <w:spacing w:after="30" w:before="150"/>
+            </w:pPr>
+            <w:r>
+              <w:t xml:space="preserve"/>
+            </w:r>
+          </w:p>
+        </w:tc>
+        <w:tc>
+          <w:tcPr>
+            <w:tcW w:type="dxa" w:w="2200"/>
+            <w:tcMar>
+              <w:top w:type="dxa" w:w="80"/>
+              <w:left w:type="dxa" w:w="100"/>
+              <w:bottom w:type="dxa" w:w="80"/>
+              <w:right w:type="dxa" w:w="100"/>
+            </w:tcMar>
+            <w:vAlign w:val="top"/>
+          </w:tcPr>
+          <w:p>
+            <w:pPr>
+              <w:spacing w:after="40"/>
               <w:jc w:val="center"/>
             </w:pPr>
             <w:r>
               <w:drawing>
                 <wp:inline distT="0" distB="0" distL="0" distR="0">
-                  <wp:extent cx="1047750" cy="790575"/>
+                  <wp:extent cx="876300" cy="657225"/>
                   <wp:effectExtent t="0" r="0" b="0" l="0"/>
                   <wp:docPr id="1" name="" descr="" title=""/>
                   <wp:cNvGraphicFramePr>
@@ -1409,7 +1825,7 @@
                         <pic:spPr bwMode="auto">
                           <a:xfrm>
                             <a:off x="0" y="0"/>
-                            <a:ext cx="1047750" cy="790575"/>
+                            <a:ext cx="876300" cy="657225"/>
                           </a:xfrm>
                           <a:prstGeom prst="rect">
                             <a:avLst/>
@@ -1422,69 +1838,10 @@
               </w:drawing>
             </w:r>
           </w:p>
-        </w:tc>
-        <w:tc>
-          <w:tcPr>
-            <w:tcW w:type="dxa" w:w="7560"/>
-            <w:tcMar>
-              <w:top w:type="dxa" w:w="100"/>
-              <w:left w:type="dxa" w:w="40"/>
-              <w:bottom w:type="dxa" w:w="100"/>
-              <w:right w:type="dxa" w:w="40"/>
-            </w:tcMar>
-            <w:vAlign w:val="center"/>
-          </w:tcPr>
-          <w:p>
-            <w:pPr>
-              <w:spacing w:after="50"/>
-            </w:pPr>
-            <w:r>
-              <w:rPr>
-                <w:b/>
-                <w:bCs/>
-                <w:color w:val="12355B"/>
-                <w:sz w:val="24"/>
-                <w:szCs w:val="24"/>
-              </w:rPr>
-              <w:t xml:space="preserve">Output</w:t>
-            </w:r>
-            <w:r>
-              <w:rPr>
-                <w:i/>
-                <w:iCs/>
-                <w:color w:val="5F6F80"/>
-                <w:sz w:val="19"/>
-                <w:szCs w:val="19"/>
-              </w:rPr>
-              <w:t xml:space="preserve">   Salida</w:t>
-            </w:r>
-          </w:p>
-          <w:p>
-            <w:pPr>
-              <w:spacing w:after="40"/>
-            </w:pPr>
-            <w:r>
-              <w:rPr>
-                <w:sz w:val="21"/>
-                <w:szCs w:val="21"/>
-              </w:rPr>
-              <w:t xml:space="preserve">The dependent value that comes out; it fills the second column of a table.</w:t>
-            </w:r>
-          </w:p>
           <w:p>
             <w:pPr>
               <w:spacing w:after="0"/>
             </w:pPr>
-            <w:r>
-              <w:rPr>
-                <w:b/>
-                <w:bCs/>
-                <w:color w:val="1FA6A2"/>
-                <w:sz w:val="18"/>
-                <w:szCs w:val="18"/>
-              </w:rPr>
-              <w:t xml:space="preserve">Example:  </w:t>
-            </w:r>
             <w:r>
               <w:rPr>
                 <w:i/>
@@ -1621,7 +1978,7 @@
           <w:sz w:val="22"/>
           <w:szCs w:val="22"/>
         </w:rPr>
-        <w:t xml:space="preserve">The quantity that is subject to choice is the </w:t>
+        <w:t xml:space="preserve">The input quantity in a relationship is the </w:t>
       </w:r>
       <w:r>
         <w:rPr>
@@ -3058,7 +3415,7 @@
           <w:sz w:val="19"/>
           <w:szCs w:val="19"/>
         </w:rPr>
-        <w:t xml:space="preserve">   You Do — show your work</w:t>
+        <w:t xml:space="preserve">   You Do — show your work and reasoning</w:t>
       </w:r>
     </w:p>
     <w:p>
@@ -3073,7 +3430,7 @@
           <w:sz w:val="19"/>
           <w:szCs w:val="19"/>
         </w:rPr>
-        <w:t xml:space="preserve">Solve each problem. Show your thinking in the work box.</w:t>
+        <w:t xml:space="preserve">Solve each problem in the middle column and explain your reasoning using the sentence starters on the right.</w:t>
       </w:r>
     </w:p>
     <w:p>
@@ -3102,120 +3459,258 @@
         <w:t xml:space="preserve">   stretch your thinking</w:t>
       </w:r>
     </w:p>
-    <w:p>
-      <w:pPr>
-        <w:keepNext/>
-        <w:spacing w:after="60" w:before="160"/>
-      </w:pPr>
-      <w:r>
-        <w:rPr>
-          <w:b/>
-          <w:bCs/>
-          <w:color w:val="12355B"/>
-          <w:sz w:val="22"/>
-          <w:szCs w:val="22"/>
-        </w:rPr>
-        <w:t xml:space="preserve">1.  </w:t>
-      </w:r>
-      <w:r>
-        <w:rPr>
-          <w:b/>
-          <w:bCs/>
-          <w:sz w:val="21"/>
-          <w:szCs w:val="21"/>
-        </w:rPr>
-        <w:t xml:space="preserve">Two quantities are related. Which statement is ALWAYS true?</w:t>
-      </w:r>
-    </w:p>
-    <w:p>
-      <w:pPr>
-        <w:spacing w:after="40"/>
-        <w:ind w:left="420"/>
-      </w:pPr>
-      <w:r>
-        <w:rPr>
-          <w:sz w:val="20"/>
-          <w:szCs w:val="20"/>
-        </w:rPr>
-        <w:t xml:space="preserve">A)  The independent variable is always the larger number</w:t>
-      </w:r>
-    </w:p>
-    <w:p>
-      <w:pPr>
-        <w:spacing w:after="40"/>
-        <w:ind w:left="420"/>
-      </w:pPr>
-      <w:r>
-        <w:rPr>
-          <w:sz w:val="20"/>
-          <w:szCs w:val="20"/>
-        </w:rPr>
-        <w:t xml:space="preserve">B)  The independent variable is subject to choice</w:t>
-      </w:r>
-    </w:p>
-    <w:p>
-      <w:pPr>
-        <w:spacing w:after="40"/>
-        <w:ind w:left="420"/>
-      </w:pPr>
-      <w:r>
-        <w:rPr>
-          <w:sz w:val="20"/>
-          <w:szCs w:val="20"/>
-        </w:rPr>
-        <w:t xml:space="preserve">C)  The dependent variable is always measured in dollars</w:t>
-      </w:r>
-    </w:p>
-    <w:p>
-      <w:pPr>
-        <w:spacing w:after="40"/>
-        <w:ind w:left="420"/>
-      </w:pPr>
-      <w:r>
-        <w:rPr>
-          <w:sz w:val="20"/>
-          <w:szCs w:val="20"/>
-        </w:rPr>
-        <w:t xml:space="preserve">D)  The independent variable is always listed first in a table</w:t>
-      </w:r>
-    </w:p>
-    <w:p>
-      <w:pPr>
-        <w:spacing w:after="20"/>
-      </w:pPr>
-      <w:r>
-        <w:t xml:space="preserve"/>
-      </w:r>
-    </w:p>
     <w:tbl>
       <w:tblPr>
-        <w:tblW w:type="pct" w:w="100%"/>
+        <w:tblW w:type="dxa" w:w="9360"/>
         <w:tblBorders>
           <w:top w:val="single" w:color="C7D2DD" w:sz="6"/>
           <w:left w:val="single" w:color="C7D2DD" w:sz="6"/>
           <w:bottom w:val="single" w:color="C7D2DD" w:sz="6"/>
           <w:right w:val="single" w:color="C7D2DD" w:sz="6"/>
-          <w:insideH w:val="single" w:color="auto" w:sz="4"/>
-          <w:insideV w:val="single" w:color="auto" w:sz="4"/>
+          <w:insideH w:val="single" w:color="C7D2DD" w:sz="6"/>
+          <w:insideV w:val="single" w:color="C7D2DD" w:sz="6"/>
         </w:tblBorders>
       </w:tblPr>
       <w:tblGrid>
-        <w:gridCol w:w="100"/>
+        <w:gridCol w:w="2800"/>
+        <w:gridCol w:w="3560"/>
+        <w:gridCol w:w="3000"/>
       </w:tblGrid>
       <w:tr>
-        <w:tc>
-          <w:tcPr>
+        <w:trPr>
+          <w:cantSplit/>
+          <w:tblHeader/>
+        </w:trPr>
+        <w:tc>
+          <w:tcPr>
+            <w:tcW w:type="dxa" w:w="2800"/>
+            <w:shd w:fill="EEF4F8" w:color="auto" w:val="clear"/>
+            <w:tcMar>
+              <w:top w:type="dxa" w:w="60"/>
+              <w:left w:type="dxa" w:w="100"/>
+              <w:bottom w:type="dxa" w:w="60"/>
+              <w:right w:type="dxa" w:w="100"/>
+            </w:tcMar>
+          </w:tcPr>
+          <w:p>
+            <w:pPr>
+              <w:spacing w:after="0"/>
+            </w:pPr>
+            <w:r>
+              <w:rPr>
+                <w:b/>
+                <w:bCs/>
+                <w:color w:val="12355B"/>
+                <w:sz w:val="16"/>
+                <w:szCs w:val="16"/>
+              </w:rPr>
+              <w:t xml:space="preserve">CORE PROBLEM / GIVEN REPRESENTATION</w:t>
+            </w:r>
+          </w:p>
+        </w:tc>
+        <w:tc>
+          <w:tcPr>
+            <w:tcW w:type="dxa" w:w="3560"/>
+            <w:shd w:fill="EEF4F8" w:color="auto" w:val="clear"/>
+            <w:tcMar>
+              <w:top w:type="dxa" w:w="60"/>
+              <w:left w:type="dxa" w:w="100"/>
+              <w:bottom w:type="dxa" w:w="60"/>
+              <w:right w:type="dxa" w:w="100"/>
+            </w:tcMar>
+          </w:tcPr>
+          <w:p>
+            <w:pPr>
+              <w:spacing w:after="0"/>
+            </w:pPr>
+            <w:r>
+              <w:rPr>
+                <w:b/>
+                <w:bCs/>
+                <w:color w:val="12355B"/>
+                <w:sz w:val="16"/>
+                <w:szCs w:val="16"/>
+              </w:rPr>
+              <w:t xml:space="preserve">WORKING SPACE / CALCULATION STEPS</w:t>
+            </w:r>
+          </w:p>
+        </w:tc>
+        <w:tc>
+          <w:tcPr>
+            <w:tcW w:type="dxa" w:w="3000"/>
             <w:shd w:fill="FBF3E2" w:color="auto" w:val="clear"/>
             <w:tcMar>
               <w:top w:type="dxa" w:w="60"/>
-              <w:left w:type="dxa" w:w="120"/>
+              <w:left w:type="dxa" w:w="100"/>
               <w:bottom w:type="dxa" w:w="60"/>
-              <w:right w:type="dxa" w:w="120"/>
-            </w:tcMar>
-          </w:tcPr>
-          <w:p>
-            <w:pPr>
-              <w:spacing w:after="0" w:line="320"/>
+              <w:right w:type="dxa" w:w="100"/>
+            </w:tcMar>
+          </w:tcPr>
+          <w:p>
+            <w:pPr>
+              <w:spacing w:after="0"/>
+            </w:pPr>
+            <w:r>
+              <w:rPr>
+                <w:b/>
+                <w:bCs/>
+                <w:color w:val="B97A12"/>
+                <w:sz w:val="16"/>
+                <w:szCs w:val="16"/>
+              </w:rPr>
+              <w:t xml:space="preserve">EXPLAIN YOUR REASONING</w:t>
+            </w:r>
+          </w:p>
+        </w:tc>
+      </w:tr>
+      <w:tr>
+        <w:trPr>
+          <w:cantSplit/>
+        </w:trPr>
+        <w:tc>
+          <w:tcPr>
+            <w:tcW w:type="dxa" w:w="2800"/>
+            <w:tcMar>
+              <w:top w:type="dxa" w:w="80"/>
+              <w:left w:type="dxa" w:w="100"/>
+              <w:bottom w:type="dxa" w:w="80"/>
+              <w:right w:type="dxa" w:w="100"/>
+            </w:tcMar>
+            <w:vAlign w:val="top"/>
+          </w:tcPr>
+          <w:p>
+            <w:pPr>
+              <w:spacing w:after="60"/>
+            </w:pPr>
+            <w:r>
+              <w:rPr>
+                <w:b/>
+                <w:bCs/>
+                <w:color w:val="12355B"/>
+                <w:sz w:val="21"/>
+                <w:szCs w:val="21"/>
+              </w:rPr>
+              <w:t xml:space="preserve">1.  </w:t>
+            </w:r>
+            <w:r>
+              <w:rPr>
+                <w:b/>
+                <w:bCs/>
+                <w:sz w:val="20"/>
+                <w:szCs w:val="20"/>
+              </w:rPr>
+              <w:t xml:space="preserve">Two quantities are related. Which statement is ALWAYS true?</w:t>
+            </w:r>
+          </w:p>
+          <w:p>
+            <w:pPr>
+              <w:spacing w:after="30"/>
+              <w:ind w:left="180"/>
+            </w:pPr>
+            <w:r>
+              <w:rPr>
+                <w:sz w:val="19"/>
+                <w:szCs w:val="19"/>
+              </w:rPr>
+              <w:t xml:space="preserve">A)  The independent variable is always the larger number</w:t>
+            </w:r>
+          </w:p>
+          <w:p>
+            <w:pPr>
+              <w:spacing w:after="30"/>
+              <w:ind w:left="180"/>
+            </w:pPr>
+            <w:r>
+              <w:rPr>
+                <w:sz w:val="19"/>
+                <w:szCs w:val="19"/>
+              </w:rPr>
+              <w:t xml:space="preserve">B)  The independent variable is the input used to describe the relationship</w:t>
+            </w:r>
+          </w:p>
+          <w:p>
+            <w:pPr>
+              <w:spacing w:after="30"/>
+              <w:ind w:left="180"/>
+            </w:pPr>
+            <w:r>
+              <w:rPr>
+                <w:sz w:val="19"/>
+                <w:szCs w:val="19"/>
+              </w:rPr>
+              <w:t xml:space="preserve">C)  The dependent variable is always measured in dollars</w:t>
+            </w:r>
+          </w:p>
+          <w:p>
+            <w:pPr>
+              <w:spacing w:after="30"/>
+              <w:ind w:left="180"/>
+            </w:pPr>
+            <w:r>
+              <w:rPr>
+                <w:sz w:val="19"/>
+                <w:szCs w:val="19"/>
+              </w:rPr>
+              <w:t xml:space="preserve">D)  The independent variable is always listed first in a table</w:t>
+            </w:r>
+          </w:p>
+        </w:tc>
+        <w:tc>
+          <w:tcPr>
+            <w:tcW w:type="dxa" w:w="3560"/>
+            <w:tcMar>
+              <w:top w:type="dxa" w:w="80"/>
+              <w:left w:type="dxa" w:w="100"/>
+              <w:bottom w:type="dxa" w:w="80"/>
+              <w:right w:type="dxa" w:w="100"/>
+            </w:tcMar>
+            <w:vAlign w:val="top"/>
+          </w:tcPr>
+          <w:p>
+            <w:pPr>
+              <w:spacing w:after="40"/>
+            </w:pPr>
+            <w:r>
+              <w:rPr>
+                <w:b/>
+                <w:bCs/>
+                <w:color w:val="1FA6A2"/>
+                <w:sz w:val="19"/>
+                <w:szCs w:val="19"/>
+              </w:rPr>
+              <w:t xml:space="preserve">Solution:  </w:t>
+            </w:r>
+            <w:r>
+              <w:rPr>
+                <w:b/>
+                <w:bCs/>
+                <w:sz w:val="19"/>
+                <w:szCs w:val="19"/>
+              </w:rPr>
+              <w:t xml:space="preserve">B)  The independent variable is the input used to describe the relationship</w:t>
+            </w:r>
+          </w:p>
+          <w:p>
+            <w:pPr>
+              <w:spacing w:after="40"/>
+            </w:pPr>
+            <w:r>
+              <w:rPr>
+                <w:i/>
+                <w:iCs/>
+                <w:color w:val="5F6F80"/>
+                <w:sz w:val="18"/>
+                <w:szCs w:val="18"/>
+              </w:rPr>
+              <w:t xml:space="preserve">The independent variable is the input in the model. It may be chosen or observed; the dependent variable is described in relation to it. Size, units, and table position do not define its role.</w:t>
+            </w:r>
+          </w:p>
+          <w:p>
+            <w:pPr>
+              <w:pBdr>
+                <w:bottom w:val="single" w:color="AFBECC" w:sz="6"/>
+              </w:pBdr>
+              <w:spacing w:after="30" w:before="150"/>
             </w:pPr>
             <w:r>
               <w:t xml:space="preserve"/>
@@ -3223,7 +3718,125 @@
           </w:p>
           <w:p>
             <w:pPr>
-              <w:spacing w:after="0" w:line="320"/>
+              <w:pBdr>
+                <w:bottom w:val="single" w:color="AFBECC" w:sz="6"/>
+              </w:pBdr>
+              <w:spacing w:after="30" w:before="150"/>
+            </w:pPr>
+            <w:r>
+              <w:t xml:space="preserve"/>
+            </w:r>
+          </w:p>
+        </w:tc>
+        <w:tc>
+          <w:tcPr>
+            <w:tcW w:type="dxa" w:w="3000"/>
+            <w:shd w:fill="FBF3E2" w:color="auto" w:val="clear"/>
+            <w:tcMar>
+              <w:top w:type="dxa" w:w="80"/>
+              <w:left w:type="dxa" w:w="100"/>
+              <w:bottom w:type="dxa" w:w="80"/>
+              <w:right w:type="dxa" w:w="100"/>
+            </w:tcMar>
+            <w:vAlign w:val="top"/>
+          </w:tcPr>
+          <w:p>
+            <w:pPr>
+              <w:spacing w:after="40"/>
+            </w:pPr>
+            <w:r>
+              <w:rPr>
+                <w:b/>
+                <w:bCs/>
+                <w:color w:val="12355B"/>
+                <w:sz w:val="19"/>
+                <w:szCs w:val="19"/>
+              </w:rPr>
+              <w:t xml:space="preserve">Because... </w:t>
+            </w:r>
+            <w:r>
+              <w:rPr>
+                <w:color w:val="AFBECC"/>
+                <w:sz w:val="19"/>
+                <w:szCs w:val="19"/>
+              </w:rPr>
+              <w:t xml:space="preserve">________________</w:t>
+            </w:r>
+          </w:p>
+          <w:p>
+            <w:pPr>
+              <w:pBdr>
+                <w:bottom w:val="single" w:color="AFBECC" w:sz="6"/>
+              </w:pBdr>
+              <w:spacing w:after="30" w:before="150"/>
+            </w:pPr>
+            <w:r>
+              <w:t xml:space="preserve"/>
+            </w:r>
+          </w:p>
+          <w:p>
+            <w:pPr>
+              <w:spacing w:after="40" w:before="80"/>
+            </w:pPr>
+            <w:r>
+              <w:rPr>
+                <w:b/>
+                <w:bCs/>
+                <w:color w:val="6B4FA0"/>
+                <w:sz w:val="19"/>
+                <w:szCs w:val="19"/>
+              </w:rPr>
+              <w:t xml:space="preserve">Although... </w:t>
+            </w:r>
+            <w:r>
+              <w:rPr>
+                <w:color w:val="AFBECC"/>
+                <w:sz w:val="19"/>
+                <w:szCs w:val="19"/>
+              </w:rPr>
+              <w:t xml:space="preserve">_______________</w:t>
+            </w:r>
+          </w:p>
+          <w:p>
+            <w:pPr>
+              <w:pBdr>
+                <w:bottom w:val="single" w:color="AFBECC" w:sz="6"/>
+              </w:pBdr>
+              <w:spacing w:after="30" w:before="150"/>
+            </w:pPr>
+            <w:r>
+              <w:t xml:space="preserve"/>
+            </w:r>
+          </w:p>
+          <w:p>
+            <w:pPr>
+              <w:spacing w:after="40" w:before="80"/>
+            </w:pPr>
+            <w:r>
+              <w:rPr>
+                <w:b/>
+                <w:bCs/>
+                <w:color w:val="1FA6A2"/>
+                <w:sz w:val="19"/>
+                <w:szCs w:val="19"/>
+              </w:rPr>
+              <w:t xml:space="preserve">Therefore... </w:t>
+            </w:r>
+            <w:r>
+              <w:rPr>
+                <w:color w:val="AFBECC"/>
+                <w:sz w:val="19"/>
+                <w:szCs w:val="19"/>
+              </w:rPr>
+              <w:t xml:space="preserve">______________</w:t>
+            </w:r>
+          </w:p>
+          <w:p>
+            <w:pPr>
+              <w:pBdr>
+                <w:bottom w:val="single" w:color="AFBECC" w:sz="6"/>
+              </w:pBdr>
+              <w:spacing w:after="30" w:before="150"/>
             </w:pPr>
             <w:r>
               <w:t xml:space="preserve"/>
@@ -3234,84 +3847,7 @@
     </w:tbl>
     <w:p>
       <w:pPr>
-        <w:keepNext/>
-        <w:spacing w:after="60" w:before="160"/>
-      </w:pPr>
-      <w:r>
-        <w:rPr>
-          <w:b/>
-          <w:bCs/>
-          <w:color w:val="12355B"/>
-          <w:sz w:val="22"/>
-          <w:szCs w:val="22"/>
-        </w:rPr>
-        <w:t xml:space="preserve">2.  </w:t>
-      </w:r>
-      <w:r>
-        <w:rPr>
-          <w:b/>
-          <w:bCs/>
-          <w:sz w:val="21"/>
-          <w:szCs w:val="21"/>
-        </w:rPr>
-        <w:t xml:space="preserve">Give an example where the SAME quantity can be independent in one problem and dependent in another.</w:t>
-      </w:r>
-    </w:p>
-    <w:p>
-      <w:pPr>
-        <w:spacing w:after="40"/>
-        <w:ind w:left="420"/>
-      </w:pPr>
-      <w:r>
-        <w:rPr>
-          <w:sz w:val="20"/>
-          <w:szCs w:val="20"/>
-        </w:rPr>
-        <w:t xml:space="preserve">A)  Time is always independent</w:t>
-      </w:r>
-    </w:p>
-    <w:p>
-      <w:pPr>
-        <w:spacing w:after="40"/>
-        <w:ind w:left="420"/>
-      </w:pPr>
-      <w:r>
-        <w:rPr>
-          <w:sz w:val="20"/>
-          <w:szCs w:val="20"/>
-        </w:rPr>
-        <w:t xml:space="preserve">B)  Time: chosen when you pick how long to jog, but measured as a result when you run a set distance</w:t>
-      </w:r>
-    </w:p>
-    <w:p>
-      <w:pPr>
-        <w:spacing w:after="40"/>
-        <w:ind w:left="420"/>
-      </w:pPr>
-      <w:r>
-        <w:rPr>
-          <w:sz w:val="20"/>
-          <w:szCs w:val="20"/>
-        </w:rPr>
-        <w:t xml:space="preserve">C)  Time is always dependent</w:t>
-      </w:r>
-    </w:p>
-    <w:p>
-      <w:pPr>
-        <w:spacing w:after="40"/>
-        <w:ind w:left="420"/>
-      </w:pPr>
-      <w:r>
-        <w:rPr>
-          <w:sz w:val="20"/>
-          <w:szCs w:val="20"/>
-        </w:rPr>
-        <w:t xml:space="preserve">D)  A quantity can never switch roles</w:t>
-      </w:r>
-    </w:p>
-    <w:p>
-      <w:pPr>
-        <w:spacing w:after="20"/>
+        <w:spacing w:after="80"/>
       </w:pPr>
       <w:r>
         <w:t xml:space="preserve"/>
@@ -3319,33 +3855,256 @@
     </w:p>
     <w:tbl>
       <w:tblPr>
-        <w:tblW w:type="pct" w:w="100%"/>
+        <w:tblW w:type="dxa" w:w="9360"/>
         <w:tblBorders>
           <w:top w:val="single" w:color="C7D2DD" w:sz="6"/>
           <w:left w:val="single" w:color="C7D2DD" w:sz="6"/>
           <w:bottom w:val="single" w:color="C7D2DD" w:sz="6"/>
           <w:right w:val="single" w:color="C7D2DD" w:sz="6"/>
-          <w:insideH w:val="single" w:color="auto" w:sz="4"/>
-          <w:insideV w:val="single" w:color="auto" w:sz="4"/>
+          <w:insideH w:val="single" w:color="C7D2DD" w:sz="6"/>
+          <w:insideV w:val="single" w:color="C7D2DD" w:sz="6"/>
         </w:tblBorders>
       </w:tblPr>
       <w:tblGrid>
-        <w:gridCol w:w="100"/>
+        <w:gridCol w:w="2800"/>
+        <w:gridCol w:w="3560"/>
+        <w:gridCol w:w="3000"/>
       </w:tblGrid>
       <w:tr>
-        <w:tc>
-          <w:tcPr>
+        <w:trPr>
+          <w:cantSplit/>
+          <w:tblHeader/>
+        </w:trPr>
+        <w:tc>
+          <w:tcPr>
+            <w:tcW w:type="dxa" w:w="2800"/>
+            <w:shd w:fill="EEF4F8" w:color="auto" w:val="clear"/>
+            <w:tcMar>
+              <w:top w:type="dxa" w:w="60"/>
+              <w:left w:type="dxa" w:w="100"/>
+              <w:bottom w:type="dxa" w:w="60"/>
+              <w:right w:type="dxa" w:w="100"/>
+            </w:tcMar>
+          </w:tcPr>
+          <w:p>
+            <w:pPr>
+              <w:spacing w:after="0"/>
+            </w:pPr>
+            <w:r>
+              <w:rPr>
+                <w:b/>
+                <w:bCs/>
+                <w:color w:val="12355B"/>
+                <w:sz w:val="16"/>
+                <w:szCs w:val="16"/>
+              </w:rPr>
+              <w:t xml:space="preserve">CORE PROBLEM / GIVEN REPRESENTATION</w:t>
+            </w:r>
+          </w:p>
+        </w:tc>
+        <w:tc>
+          <w:tcPr>
+            <w:tcW w:type="dxa" w:w="3560"/>
+            <w:shd w:fill="EEF4F8" w:color="auto" w:val="clear"/>
+            <w:tcMar>
+              <w:top w:type="dxa" w:w="60"/>
+              <w:left w:type="dxa" w:w="100"/>
+              <w:bottom w:type="dxa" w:w="60"/>
+              <w:right w:type="dxa" w:w="100"/>
+            </w:tcMar>
+          </w:tcPr>
+          <w:p>
+            <w:pPr>
+              <w:spacing w:after="0"/>
+            </w:pPr>
+            <w:r>
+              <w:rPr>
+                <w:b/>
+                <w:bCs/>
+                <w:color w:val="12355B"/>
+                <w:sz w:val="16"/>
+                <w:szCs w:val="16"/>
+              </w:rPr>
+              <w:t xml:space="preserve">WORKING SPACE / CALCULATION STEPS</w:t>
+            </w:r>
+          </w:p>
+        </w:tc>
+        <w:tc>
+          <w:tcPr>
+            <w:tcW w:type="dxa" w:w="3000"/>
             <w:shd w:fill="FBF3E2" w:color="auto" w:val="clear"/>
             <w:tcMar>
               <w:top w:type="dxa" w:w="60"/>
-              <w:left w:type="dxa" w:w="120"/>
+              <w:left w:type="dxa" w:w="100"/>
               <w:bottom w:type="dxa" w:w="60"/>
-              <w:right w:type="dxa" w:w="120"/>
-            </w:tcMar>
-          </w:tcPr>
-          <w:p>
-            <w:pPr>
-              <w:spacing w:after="0" w:line="320"/>
+              <w:right w:type="dxa" w:w="100"/>
+            </w:tcMar>
+          </w:tcPr>
+          <w:p>
+            <w:pPr>
+              <w:spacing w:after="0"/>
+            </w:pPr>
+            <w:r>
+              <w:rPr>
+                <w:b/>
+                <w:bCs/>
+                <w:color w:val="B97A12"/>
+                <w:sz w:val="16"/>
+                <w:szCs w:val="16"/>
+              </w:rPr>
+              <w:t xml:space="preserve">EXPLAIN YOUR REASONING</w:t>
+            </w:r>
+          </w:p>
+        </w:tc>
+      </w:tr>
+      <w:tr>
+        <w:trPr>
+          <w:cantSplit/>
+        </w:trPr>
+        <w:tc>
+          <w:tcPr>
+            <w:tcW w:type="dxa" w:w="2800"/>
+            <w:tcMar>
+              <w:top w:type="dxa" w:w="80"/>
+              <w:left w:type="dxa" w:w="100"/>
+              <w:bottom w:type="dxa" w:w="80"/>
+              <w:right w:type="dxa" w:w="100"/>
+            </w:tcMar>
+            <w:vAlign w:val="top"/>
+          </w:tcPr>
+          <w:p>
+            <w:pPr>
+              <w:spacing w:after="60"/>
+            </w:pPr>
+            <w:r>
+              <w:rPr>
+                <w:b/>
+                <w:bCs/>
+                <w:color w:val="12355B"/>
+                <w:sz w:val="21"/>
+                <w:szCs w:val="21"/>
+              </w:rPr>
+              <w:t xml:space="preserve">2.  </w:t>
+            </w:r>
+            <w:r>
+              <w:rPr>
+                <w:b/>
+                <w:bCs/>
+                <w:sz w:val="20"/>
+                <w:szCs w:val="20"/>
+              </w:rPr>
+              <w:t xml:space="preserve">Give an example where the SAME quantity can be independent in one problem and dependent in another.</w:t>
+            </w:r>
+          </w:p>
+          <w:p>
+            <w:pPr>
+              <w:spacing w:after="30"/>
+              <w:ind w:left="180"/>
+            </w:pPr>
+            <w:r>
+              <w:rPr>
+                <w:sz w:val="19"/>
+                <w:szCs w:val="19"/>
+              </w:rPr>
+              <w:t xml:space="preserve">A)  Time is always independent</w:t>
+            </w:r>
+          </w:p>
+          <w:p>
+            <w:pPr>
+              <w:spacing w:after="30"/>
+              <w:ind w:left="180"/>
+            </w:pPr>
+            <w:r>
+              <w:rPr>
+                <w:sz w:val="19"/>
+                <w:szCs w:val="19"/>
+              </w:rPr>
+              <w:t xml:space="preserve">B)  Time: chosen when you pick how long to jog, but measured as a result when you run a set distance</w:t>
+            </w:r>
+          </w:p>
+          <w:p>
+            <w:pPr>
+              <w:spacing w:after="30"/>
+              <w:ind w:left="180"/>
+            </w:pPr>
+            <w:r>
+              <w:rPr>
+                <w:sz w:val="19"/>
+                <w:szCs w:val="19"/>
+              </w:rPr>
+              <w:t xml:space="preserve">C)  Time is always dependent</w:t>
+            </w:r>
+          </w:p>
+          <w:p>
+            <w:pPr>
+              <w:spacing w:after="30"/>
+              <w:ind w:left="180"/>
+            </w:pPr>
+            <w:r>
+              <w:rPr>
+                <w:sz w:val="19"/>
+                <w:szCs w:val="19"/>
+              </w:rPr>
+              <w:t xml:space="preserve">D)  A quantity can never switch roles</w:t>
+            </w:r>
+          </w:p>
+        </w:tc>
+        <w:tc>
+          <w:tcPr>
+            <w:tcW w:type="dxa" w:w="3560"/>
+            <w:tcMar>
+              <w:top w:type="dxa" w:w="80"/>
+              <w:left w:type="dxa" w:w="100"/>
+              <w:bottom w:type="dxa" w:w="80"/>
+              <w:right w:type="dxa" w:w="100"/>
+            </w:tcMar>
+            <w:vAlign w:val="top"/>
+          </w:tcPr>
+          <w:p>
+            <w:pPr>
+              <w:spacing w:after="40"/>
+            </w:pPr>
+            <w:r>
+              <w:rPr>
+                <w:b/>
+                <w:bCs/>
+                <w:color w:val="1FA6A2"/>
+                <w:sz w:val="19"/>
+                <w:szCs w:val="19"/>
+              </w:rPr>
+              <w:t xml:space="preserve">Solution:  </w:t>
+            </w:r>
+            <w:r>
+              <w:rPr>
+                <w:b/>
+                <w:bCs/>
+                <w:sz w:val="19"/>
+                <w:szCs w:val="19"/>
+              </w:rPr>
+              <w:t xml:space="preserve">B)  Time: chosen when you pick how long to jog, but measured as a result when you run a set distance</w:t>
+            </w:r>
+          </w:p>
+          <w:p>
+            <w:pPr>
+              <w:spacing w:after="40"/>
+            </w:pPr>
+            <w:r>
+              <w:rPr>
+                <w:i/>
+                <w:iCs/>
+                <w:color w:val="5F6F80"/>
+                <w:sz w:val="18"/>
+                <w:szCs w:val="18"/>
+              </w:rPr>
+              <w:t xml:space="preserve">Claire's two problems show exactly this: minutes is a choice in one and a result in the other.</w:t>
+            </w:r>
+          </w:p>
+          <w:p>
+            <w:pPr>
+              <w:pBdr>
+                <w:bottom w:val="single" w:color="AFBECC" w:sz="6"/>
+              </w:pBdr>
+              <w:spacing w:after="30" w:before="150"/>
             </w:pPr>
             <w:r>
               <w:t xml:space="preserve"/>
@@ -3353,7 +4112,125 @@
           </w:p>
           <w:p>
             <w:pPr>
-              <w:spacing w:after="0" w:line="320"/>
+              <w:pBdr>
+                <w:bottom w:val="single" w:color="AFBECC" w:sz="6"/>
+              </w:pBdr>
+              <w:spacing w:after="30" w:before="150"/>
+            </w:pPr>
+            <w:r>
+              <w:t xml:space="preserve"/>
+            </w:r>
+          </w:p>
+        </w:tc>
+        <w:tc>
+          <w:tcPr>
+            <w:tcW w:type="dxa" w:w="3000"/>
+            <w:shd w:fill="FBF3E2" w:color="auto" w:val="clear"/>
+            <w:tcMar>
+              <w:top w:type="dxa" w:w="80"/>
+              <w:left w:type="dxa" w:w="100"/>
+              <w:bottom w:type="dxa" w:w="80"/>
+              <w:right w:type="dxa" w:w="100"/>
+            </w:tcMar>
+            <w:vAlign w:val="top"/>
+          </w:tcPr>
+          <w:p>
+            <w:pPr>
+              <w:spacing w:after="40"/>
+            </w:pPr>
+            <w:r>
+              <w:rPr>
+                <w:b/>
+                <w:bCs/>
+                <w:color w:val="12355B"/>
+                <w:sz w:val="19"/>
+                <w:szCs w:val="19"/>
+              </w:rPr>
+              <w:t xml:space="preserve">Because... </w:t>
+            </w:r>
+            <w:r>
+              <w:rPr>
+                <w:color w:val="AFBECC"/>
+                <w:sz w:val="19"/>
+                <w:szCs w:val="19"/>
+              </w:rPr>
+              <w:t xml:space="preserve">________________</w:t>
+            </w:r>
+          </w:p>
+          <w:p>
+            <w:pPr>
+              <w:pBdr>
+                <w:bottom w:val="single" w:color="AFBECC" w:sz="6"/>
+              </w:pBdr>
+              <w:spacing w:after="30" w:before="150"/>
+            </w:pPr>
+            <w:r>
+              <w:t xml:space="preserve"/>
+            </w:r>
+          </w:p>
+          <w:p>
+            <w:pPr>
+              <w:spacing w:after="40" w:before="80"/>
+            </w:pPr>
+            <w:r>
+              <w:rPr>
+                <w:b/>
+                <w:bCs/>
+                <w:color w:val="6B4FA0"/>
+                <w:sz w:val="19"/>
+                <w:szCs w:val="19"/>
+              </w:rPr>
+              <w:t xml:space="preserve">Although... </w:t>
+            </w:r>
+            <w:r>
+              <w:rPr>
+                <w:color w:val="AFBECC"/>
+                <w:sz w:val="19"/>
+                <w:szCs w:val="19"/>
+              </w:rPr>
+              <w:t xml:space="preserve">_______________</w:t>
+            </w:r>
+          </w:p>
+          <w:p>
+            <w:pPr>
+              <w:pBdr>
+                <w:bottom w:val="single" w:color="AFBECC" w:sz="6"/>
+              </w:pBdr>
+              <w:spacing w:after="30" w:before="150"/>
+            </w:pPr>
+            <w:r>
+              <w:t xml:space="preserve"/>
+            </w:r>
+          </w:p>
+          <w:p>
+            <w:pPr>
+              <w:spacing w:after="40" w:before="80"/>
+            </w:pPr>
+            <w:r>
+              <w:rPr>
+                <w:b/>
+                <w:bCs/>
+                <w:color w:val="1FA6A2"/>
+                <w:sz w:val="19"/>
+                <w:szCs w:val="19"/>
+              </w:rPr>
+              <w:t xml:space="preserve">Therefore... </w:t>
+            </w:r>
+            <w:r>
+              <w:rPr>
+                <w:color w:val="AFBECC"/>
+                <w:sz w:val="19"/>
+                <w:szCs w:val="19"/>
+              </w:rPr>
+              <w:t xml:space="preserve">______________</w:t>
+            </w:r>
+          </w:p>
+          <w:p>
+            <w:pPr>
+              <w:pBdr>
+                <w:bottom w:val="single" w:color="AFBECC" w:sz="6"/>
+              </w:pBdr>
+              <w:spacing w:after="30" w:before="150"/>
             </w:pPr>
             <w:r>
               <w:t xml:space="preserve"/>
@@ -3364,84 +4241,7 @@
     </w:tbl>
     <w:p>
       <w:pPr>
-        <w:keepNext/>
-        <w:spacing w:after="60" w:before="160"/>
-      </w:pPr>
-      <w:r>
-        <w:rPr>
-          <w:b/>
-          <w:bCs/>
-          <w:color w:val="12355B"/>
-          <w:sz w:val="22"/>
-          <w:szCs w:val="22"/>
-        </w:rPr>
-        <w:t xml:space="preserve">3.  </w:t>
-      </w:r>
-      <w:r>
-        <w:rPr>
-          <w:b/>
-          <w:bCs/>
-          <w:sz w:val="21"/>
-          <w:szCs w:val="21"/>
-        </w:rPr>
-        <w:t xml:space="preserve">The pizza shop spends $1.15 on cheese per pizza. Which weekly total is correct if it makes 200 pizzas?</w:t>
-      </w:r>
-    </w:p>
-    <w:p>
-      <w:pPr>
-        <w:spacing w:after="40"/>
-        <w:ind w:left="420"/>
-      </w:pPr>
-      <w:r>
-        <w:rPr>
-          <w:sz w:val="20"/>
-          <w:szCs w:val="20"/>
-        </w:rPr>
-        <w:t xml:space="preserve">A)  $115</w:t>
-      </w:r>
-    </w:p>
-    <w:p>
-      <w:pPr>
-        <w:spacing w:after="40"/>
-        <w:ind w:left="420"/>
-      </w:pPr>
-      <w:r>
-        <w:rPr>
-          <w:sz w:val="20"/>
-          <w:szCs w:val="20"/>
-        </w:rPr>
-        <w:t xml:space="preserve">B)  $201.15</w:t>
-      </w:r>
-    </w:p>
-    <w:p>
-      <w:pPr>
-        <w:spacing w:after="40"/>
-        <w:ind w:left="420"/>
-      </w:pPr>
-      <w:r>
-        <w:rPr>
-          <w:sz w:val="20"/>
-          <w:szCs w:val="20"/>
-        </w:rPr>
-        <w:t xml:space="preserve">C)  $230</w:t>
-      </w:r>
-    </w:p>
-    <w:p>
-      <w:pPr>
-        <w:spacing w:after="40"/>
-        <w:ind w:left="420"/>
-      </w:pPr>
-      <w:r>
-        <w:rPr>
-          <w:sz w:val="20"/>
-          <w:szCs w:val="20"/>
-        </w:rPr>
-        <w:t xml:space="preserve">D)  $1,150</w:t>
-      </w:r>
-    </w:p>
-    <w:p>
-      <w:pPr>
-        <w:spacing w:after="20"/>
+        <w:spacing w:after="80"/>
       </w:pPr>
       <w:r>
         <w:t xml:space="preserve"/>
@@ -3449,33 +4249,256 @@
     </w:p>
     <w:tbl>
       <w:tblPr>
-        <w:tblW w:type="pct" w:w="100%"/>
+        <w:tblW w:type="dxa" w:w="9360"/>
         <w:tblBorders>
           <w:top w:val="single" w:color="C7D2DD" w:sz="6"/>
           <w:left w:val="single" w:color="C7D2DD" w:sz="6"/>
           <w:bottom w:val="single" w:color="C7D2DD" w:sz="6"/>
           <w:right w:val="single" w:color="C7D2DD" w:sz="6"/>
-          <w:insideH w:val="single" w:color="auto" w:sz="4"/>
-          <w:insideV w:val="single" w:color="auto" w:sz="4"/>
+          <w:insideH w:val="single" w:color="C7D2DD" w:sz="6"/>
+          <w:insideV w:val="single" w:color="C7D2DD" w:sz="6"/>
         </w:tblBorders>
       </w:tblPr>
       <w:tblGrid>
-        <w:gridCol w:w="100"/>
+        <w:gridCol w:w="2800"/>
+        <w:gridCol w:w="3560"/>
+        <w:gridCol w:w="3000"/>
       </w:tblGrid>
       <w:tr>
-        <w:tc>
-          <w:tcPr>
+        <w:trPr>
+          <w:cantSplit/>
+          <w:tblHeader/>
+        </w:trPr>
+        <w:tc>
+          <w:tcPr>
+            <w:tcW w:type="dxa" w:w="2800"/>
+            <w:shd w:fill="EEF4F8" w:color="auto" w:val="clear"/>
+            <w:tcMar>
+              <w:top w:type="dxa" w:w="60"/>
+              <w:left w:type="dxa" w:w="100"/>
+              <w:bottom w:type="dxa" w:w="60"/>
+              <w:right w:type="dxa" w:w="100"/>
+            </w:tcMar>
+          </w:tcPr>
+          <w:p>
+            <w:pPr>
+              <w:spacing w:after="0"/>
+            </w:pPr>
+            <w:r>
+              <w:rPr>
+                <w:b/>
+                <w:bCs/>
+                <w:color w:val="12355B"/>
+                <w:sz w:val="16"/>
+                <w:szCs w:val="16"/>
+              </w:rPr>
+              <w:t xml:space="preserve">CORE PROBLEM / GIVEN REPRESENTATION</w:t>
+            </w:r>
+          </w:p>
+        </w:tc>
+        <w:tc>
+          <w:tcPr>
+            <w:tcW w:type="dxa" w:w="3560"/>
+            <w:shd w:fill="EEF4F8" w:color="auto" w:val="clear"/>
+            <w:tcMar>
+              <w:top w:type="dxa" w:w="60"/>
+              <w:left w:type="dxa" w:w="100"/>
+              <w:bottom w:type="dxa" w:w="60"/>
+              <w:right w:type="dxa" w:w="100"/>
+            </w:tcMar>
+          </w:tcPr>
+          <w:p>
+            <w:pPr>
+              <w:spacing w:after="0"/>
+            </w:pPr>
+            <w:r>
+              <w:rPr>
+                <w:b/>
+                <w:bCs/>
+                <w:color w:val="12355B"/>
+                <w:sz w:val="16"/>
+                <w:szCs w:val="16"/>
+              </w:rPr>
+              <w:t xml:space="preserve">WORKING SPACE / CALCULATION STEPS</w:t>
+            </w:r>
+          </w:p>
+        </w:tc>
+        <w:tc>
+          <w:tcPr>
+            <w:tcW w:type="dxa" w:w="3000"/>
             <w:shd w:fill="FBF3E2" w:color="auto" w:val="clear"/>
             <w:tcMar>
               <w:top w:type="dxa" w:w="60"/>
-              <w:left w:type="dxa" w:w="120"/>
+              <w:left w:type="dxa" w:w="100"/>
               <w:bottom w:type="dxa" w:w="60"/>
-              <w:right w:type="dxa" w:w="120"/>
-            </w:tcMar>
-          </w:tcPr>
-          <w:p>
-            <w:pPr>
-              <w:spacing w:after="0" w:line="320"/>
+              <w:right w:type="dxa" w:w="100"/>
+            </w:tcMar>
+          </w:tcPr>
+          <w:p>
+            <w:pPr>
+              <w:spacing w:after="0"/>
+            </w:pPr>
+            <w:r>
+              <w:rPr>
+                <w:b/>
+                <w:bCs/>
+                <w:color w:val="B97A12"/>
+                <w:sz w:val="16"/>
+                <w:szCs w:val="16"/>
+              </w:rPr>
+              <w:t xml:space="preserve">EXPLAIN YOUR REASONING</w:t>
+            </w:r>
+          </w:p>
+        </w:tc>
+      </w:tr>
+      <w:tr>
+        <w:trPr>
+          <w:cantSplit/>
+        </w:trPr>
+        <w:tc>
+          <w:tcPr>
+            <w:tcW w:type="dxa" w:w="2800"/>
+            <w:tcMar>
+              <w:top w:type="dxa" w:w="80"/>
+              <w:left w:type="dxa" w:w="100"/>
+              <w:bottom w:type="dxa" w:w="80"/>
+              <w:right w:type="dxa" w:w="100"/>
+            </w:tcMar>
+            <w:vAlign w:val="top"/>
+          </w:tcPr>
+          <w:p>
+            <w:pPr>
+              <w:spacing w:after="60"/>
+            </w:pPr>
+            <w:r>
+              <w:rPr>
+                <w:b/>
+                <w:bCs/>
+                <w:color w:val="12355B"/>
+                <w:sz w:val="21"/>
+                <w:szCs w:val="21"/>
+              </w:rPr>
+              <w:t xml:space="preserve">3.  </w:t>
+            </w:r>
+            <w:r>
+              <w:rPr>
+                <w:b/>
+                <w:bCs/>
+                <w:sz w:val="20"/>
+                <w:szCs w:val="20"/>
+              </w:rPr>
+              <w:t xml:space="preserve">The pizza shop spends $1.15 on cheese per pizza. Which weekly total is correct if it makes 200 pizzas?</w:t>
+            </w:r>
+          </w:p>
+          <w:p>
+            <w:pPr>
+              <w:spacing w:after="30"/>
+              <w:ind w:left="180"/>
+            </w:pPr>
+            <w:r>
+              <w:rPr>
+                <w:sz w:val="19"/>
+                <w:szCs w:val="19"/>
+              </w:rPr>
+              <w:t xml:space="preserve">A)  $115</w:t>
+            </w:r>
+          </w:p>
+          <w:p>
+            <w:pPr>
+              <w:spacing w:after="30"/>
+              <w:ind w:left="180"/>
+            </w:pPr>
+            <w:r>
+              <w:rPr>
+                <w:sz w:val="19"/>
+                <w:szCs w:val="19"/>
+              </w:rPr>
+              <w:t xml:space="preserve">B)  $201.15</w:t>
+            </w:r>
+          </w:p>
+          <w:p>
+            <w:pPr>
+              <w:spacing w:after="30"/>
+              <w:ind w:left="180"/>
+            </w:pPr>
+            <w:r>
+              <w:rPr>
+                <w:sz w:val="19"/>
+                <w:szCs w:val="19"/>
+              </w:rPr>
+              <w:t xml:space="preserve">C)  $230</w:t>
+            </w:r>
+          </w:p>
+          <w:p>
+            <w:pPr>
+              <w:spacing w:after="30"/>
+              <w:ind w:left="180"/>
+            </w:pPr>
+            <w:r>
+              <w:rPr>
+                <w:sz w:val="19"/>
+                <w:szCs w:val="19"/>
+              </w:rPr>
+              <w:t xml:space="preserve">D)  $1,150</w:t>
+            </w:r>
+          </w:p>
+        </w:tc>
+        <w:tc>
+          <w:tcPr>
+            <w:tcW w:type="dxa" w:w="3560"/>
+            <w:tcMar>
+              <w:top w:type="dxa" w:w="80"/>
+              <w:left w:type="dxa" w:w="100"/>
+              <w:bottom w:type="dxa" w:w="80"/>
+              <w:right w:type="dxa" w:w="100"/>
+            </w:tcMar>
+            <w:vAlign w:val="top"/>
+          </w:tcPr>
+          <w:p>
+            <w:pPr>
+              <w:spacing w:after="40"/>
+            </w:pPr>
+            <w:r>
+              <w:rPr>
+                <w:b/>
+                <w:bCs/>
+                <w:color w:val="1FA6A2"/>
+                <w:sz w:val="19"/>
+                <w:szCs w:val="19"/>
+              </w:rPr>
+              <w:t xml:space="preserve">Solution:  </w:t>
+            </w:r>
+            <w:r>
+              <w:rPr>
+                <w:b/>
+                <w:bCs/>
+                <w:sz w:val="19"/>
+                <w:szCs w:val="19"/>
+              </w:rPr>
+              <w:t xml:space="preserve">C)  $230</w:t>
+            </w:r>
+          </w:p>
+          <w:p>
+            <w:pPr>
+              <w:spacing w:after="40"/>
+            </w:pPr>
+            <w:r>
+              <w:rPr>
+                <w:i/>
+                <w:iCs/>
+                <w:color w:val="5F6F80"/>
+                <w:sz w:val="18"/>
+                <w:szCs w:val="18"/>
+              </w:rPr>
+              <w:t xml:space="preserve">200 pizzas at $1.15 each is 200 times 1.15, which is $230.</w:t>
+            </w:r>
+          </w:p>
+          <w:p>
+            <w:pPr>
+              <w:pBdr>
+                <w:bottom w:val="single" w:color="AFBECC" w:sz="6"/>
+              </w:pBdr>
+              <w:spacing w:after="30" w:before="150"/>
             </w:pPr>
             <w:r>
               <w:t xml:space="preserve"/>
@@ -3483,7 +4506,125 @@
           </w:p>
           <w:p>
             <w:pPr>
-              <w:spacing w:after="0" w:line="320"/>
+              <w:pBdr>
+                <w:bottom w:val="single" w:color="AFBECC" w:sz="6"/>
+              </w:pBdr>
+              <w:spacing w:after="30" w:before="150"/>
+            </w:pPr>
+            <w:r>
+              <w:t xml:space="preserve"/>
+            </w:r>
+          </w:p>
+        </w:tc>
+        <w:tc>
+          <w:tcPr>
+            <w:tcW w:type="dxa" w:w="3000"/>
+            <w:shd w:fill="FBF3E2" w:color="auto" w:val="clear"/>
+            <w:tcMar>
+              <w:top w:type="dxa" w:w="80"/>
+              <w:left w:type="dxa" w:w="100"/>
+              <w:bottom w:type="dxa" w:w="80"/>
+              <w:right w:type="dxa" w:w="100"/>
+            </w:tcMar>
+            <w:vAlign w:val="top"/>
+          </w:tcPr>
+          <w:p>
+            <w:pPr>
+              <w:spacing w:after="40"/>
+            </w:pPr>
+            <w:r>
+              <w:rPr>
+                <w:b/>
+                <w:bCs/>
+                <w:color w:val="12355B"/>
+                <w:sz w:val="19"/>
+                <w:szCs w:val="19"/>
+              </w:rPr>
+              <w:t xml:space="preserve">Because... </w:t>
+            </w:r>
+            <w:r>
+              <w:rPr>
+                <w:color w:val="AFBECC"/>
+                <w:sz w:val="19"/>
+                <w:szCs w:val="19"/>
+              </w:rPr>
+              <w:t xml:space="preserve">________________</w:t>
+            </w:r>
+          </w:p>
+          <w:p>
+            <w:pPr>
+              <w:pBdr>
+                <w:bottom w:val="single" w:color="AFBECC" w:sz="6"/>
+              </w:pBdr>
+              <w:spacing w:after="30" w:before="150"/>
+            </w:pPr>
+            <w:r>
+              <w:t xml:space="preserve"/>
+            </w:r>
+          </w:p>
+          <w:p>
+            <w:pPr>
+              <w:spacing w:after="40" w:before="80"/>
+            </w:pPr>
+            <w:r>
+              <w:rPr>
+                <w:b/>
+                <w:bCs/>
+                <w:color w:val="6B4FA0"/>
+                <w:sz w:val="19"/>
+                <w:szCs w:val="19"/>
+              </w:rPr>
+              <w:t xml:space="preserve">Although... </w:t>
+            </w:r>
+            <w:r>
+              <w:rPr>
+                <w:color w:val="AFBECC"/>
+                <w:sz w:val="19"/>
+                <w:szCs w:val="19"/>
+              </w:rPr>
+              <w:t xml:space="preserve">_______________</w:t>
+            </w:r>
+          </w:p>
+          <w:p>
+            <w:pPr>
+              <w:pBdr>
+                <w:bottom w:val="single" w:color="AFBECC" w:sz="6"/>
+              </w:pBdr>
+              <w:spacing w:after="30" w:before="150"/>
+            </w:pPr>
+            <w:r>
+              <w:t xml:space="preserve"/>
+            </w:r>
+          </w:p>
+          <w:p>
+            <w:pPr>
+              <w:spacing w:after="40" w:before="80"/>
+            </w:pPr>
+            <w:r>
+              <w:rPr>
+                <w:b/>
+                <w:bCs/>
+                <w:color w:val="1FA6A2"/>
+                <w:sz w:val="19"/>
+                <w:szCs w:val="19"/>
+              </w:rPr>
+              <w:t xml:space="preserve">Therefore... </w:t>
+            </w:r>
+            <w:r>
+              <w:rPr>
+                <w:color w:val="AFBECC"/>
+                <w:sz w:val="19"/>
+                <w:szCs w:val="19"/>
+              </w:rPr>
+              <w:t xml:space="preserve">______________</w:t>
+            </w:r>
+          </w:p>
+          <w:p>
+            <w:pPr>
+              <w:pBdr>
+                <w:bottom w:val="single" w:color="AFBECC" w:sz="6"/>
+              </w:pBdr>
+              <w:spacing w:after="30" w:before="150"/>
             </w:pPr>
             <w:r>
               <w:t xml:space="preserve"/>
@@ -3494,84 +4635,7 @@
     </w:tbl>
     <w:p>
       <w:pPr>
-        <w:keepNext/>
-        <w:spacing w:after="60" w:before="160"/>
-      </w:pPr>
-      <w:r>
-        <w:rPr>
-          <w:b/>
-          <w:bCs/>
-          <w:color w:val="12355B"/>
-          <w:sz w:val="22"/>
-          <w:szCs w:val="22"/>
-        </w:rPr>
-        <w:t xml:space="preserve">4.  </w:t>
-      </w:r>
-      <w:r>
-        <w:rPr>
-          <w:b/>
-          <w:bCs/>
-          <w:sz w:val="21"/>
-          <w:szCs w:val="21"/>
-        </w:rPr>
-        <w:t xml:space="preserve">Which relationship is NOT a case of one quantity depending on the other?</w:t>
-      </w:r>
-    </w:p>
-    <w:p>
-      <w:pPr>
-        <w:spacing w:after="40"/>
-        <w:ind w:left="420"/>
-      </w:pPr>
-      <w:r>
-        <w:rPr>
-          <w:sz w:val="20"/>
-          <w:szCs w:val="20"/>
-        </w:rPr>
-        <w:t xml:space="preserve">A)  Hours studied and quiz score</w:t>
-      </w:r>
-    </w:p>
-    <w:p>
-      <w:pPr>
-        <w:spacing w:after="40"/>
-        <w:ind w:left="420"/>
-      </w:pPr>
-      <w:r>
-        <w:rPr>
-          <w:sz w:val="20"/>
-          <w:szCs w:val="20"/>
-        </w:rPr>
-        <w:t xml:space="preserve">B)  Minutes jogged and Calories burned</w:t>
-      </w:r>
-    </w:p>
-    <w:p>
-      <w:pPr>
-        <w:spacing w:after="40"/>
-        <w:ind w:left="420"/>
-      </w:pPr>
-      <w:r>
-        <w:rPr>
-          <w:sz w:val="20"/>
-          <w:szCs w:val="20"/>
-        </w:rPr>
-        <w:t xml:space="preserve">C)  Pizzas made and cheese used</w:t>
-      </w:r>
-    </w:p>
-    <w:p>
-      <w:pPr>
-        <w:spacing w:after="40"/>
-        <w:ind w:left="420"/>
-      </w:pPr>
-      <w:r>
-        <w:rPr>
-          <w:sz w:val="20"/>
-          <w:szCs w:val="20"/>
-        </w:rPr>
-        <w:t xml:space="preserve">D)  A student's height and their house number</w:t>
-      </w:r>
-    </w:p>
-    <w:p>
-      <w:pPr>
-        <w:spacing w:after="20"/>
+        <w:spacing w:after="80"/>
       </w:pPr>
       <w:r>
         <w:t xml:space="preserve"/>
@@ -3579,33 +4643,256 @@
     </w:p>
     <w:tbl>
       <w:tblPr>
-        <w:tblW w:type="pct" w:w="100%"/>
+        <w:tblW w:type="dxa" w:w="9360"/>
         <w:tblBorders>
           <w:top w:val="single" w:color="C7D2DD" w:sz="6"/>
           <w:left w:val="single" w:color="C7D2DD" w:sz="6"/>
           <w:bottom w:val="single" w:color="C7D2DD" w:sz="6"/>
           <w:right w:val="single" w:color="C7D2DD" w:sz="6"/>
-          <w:insideH w:val="single" w:color="auto" w:sz="4"/>
-          <w:insideV w:val="single" w:color="auto" w:sz="4"/>
+          <w:insideH w:val="single" w:color="C7D2DD" w:sz="6"/>
+          <w:insideV w:val="single" w:color="C7D2DD" w:sz="6"/>
         </w:tblBorders>
       </w:tblPr>
       <w:tblGrid>
-        <w:gridCol w:w="100"/>
+        <w:gridCol w:w="2800"/>
+        <w:gridCol w:w="3560"/>
+        <w:gridCol w:w="3000"/>
       </w:tblGrid>
       <w:tr>
-        <w:tc>
-          <w:tcPr>
+        <w:trPr>
+          <w:cantSplit/>
+          <w:tblHeader/>
+        </w:trPr>
+        <w:tc>
+          <w:tcPr>
+            <w:tcW w:type="dxa" w:w="2800"/>
+            <w:shd w:fill="EEF4F8" w:color="auto" w:val="clear"/>
+            <w:tcMar>
+              <w:top w:type="dxa" w:w="60"/>
+              <w:left w:type="dxa" w:w="100"/>
+              <w:bottom w:type="dxa" w:w="60"/>
+              <w:right w:type="dxa" w:w="100"/>
+            </w:tcMar>
+          </w:tcPr>
+          <w:p>
+            <w:pPr>
+              <w:spacing w:after="0"/>
+            </w:pPr>
+            <w:r>
+              <w:rPr>
+                <w:b/>
+                <w:bCs/>
+                <w:color w:val="12355B"/>
+                <w:sz w:val="16"/>
+                <w:szCs w:val="16"/>
+              </w:rPr>
+              <w:t xml:space="preserve">CORE PROBLEM / GIVEN REPRESENTATION</w:t>
+            </w:r>
+          </w:p>
+        </w:tc>
+        <w:tc>
+          <w:tcPr>
+            <w:tcW w:type="dxa" w:w="3560"/>
+            <w:shd w:fill="EEF4F8" w:color="auto" w:val="clear"/>
+            <w:tcMar>
+              <w:top w:type="dxa" w:w="60"/>
+              <w:left w:type="dxa" w:w="100"/>
+              <w:bottom w:type="dxa" w:w="60"/>
+              <w:right w:type="dxa" w:w="100"/>
+            </w:tcMar>
+          </w:tcPr>
+          <w:p>
+            <w:pPr>
+              <w:spacing w:after="0"/>
+            </w:pPr>
+            <w:r>
+              <w:rPr>
+                <w:b/>
+                <w:bCs/>
+                <w:color w:val="12355B"/>
+                <w:sz w:val="16"/>
+                <w:szCs w:val="16"/>
+              </w:rPr>
+              <w:t xml:space="preserve">WORKING SPACE / CALCULATION STEPS</w:t>
+            </w:r>
+          </w:p>
+        </w:tc>
+        <w:tc>
+          <w:tcPr>
+            <w:tcW w:type="dxa" w:w="3000"/>
             <w:shd w:fill="FBF3E2" w:color="auto" w:val="clear"/>
             <w:tcMar>
               <w:top w:type="dxa" w:w="60"/>
-              <w:left w:type="dxa" w:w="120"/>
+              <w:left w:type="dxa" w:w="100"/>
               <w:bottom w:type="dxa" w:w="60"/>
-              <w:right w:type="dxa" w:w="120"/>
-            </w:tcMar>
-          </w:tcPr>
-          <w:p>
-            <w:pPr>
-              <w:spacing w:after="0" w:line="320"/>
+              <w:right w:type="dxa" w:w="100"/>
+            </w:tcMar>
+          </w:tcPr>
+          <w:p>
+            <w:pPr>
+              <w:spacing w:after="0"/>
+            </w:pPr>
+            <w:r>
+              <w:rPr>
+                <w:b/>
+                <w:bCs/>
+                <w:color w:val="B97A12"/>
+                <w:sz w:val="16"/>
+                <w:szCs w:val="16"/>
+              </w:rPr>
+              <w:t xml:space="preserve">EXPLAIN YOUR REASONING</w:t>
+            </w:r>
+          </w:p>
+        </w:tc>
+      </w:tr>
+      <w:tr>
+        <w:trPr>
+          <w:cantSplit/>
+        </w:trPr>
+        <w:tc>
+          <w:tcPr>
+            <w:tcW w:type="dxa" w:w="2800"/>
+            <w:tcMar>
+              <w:top w:type="dxa" w:w="80"/>
+              <w:left w:type="dxa" w:w="100"/>
+              <w:bottom w:type="dxa" w:w="80"/>
+              <w:right w:type="dxa" w:w="100"/>
+            </w:tcMar>
+            <w:vAlign w:val="top"/>
+          </w:tcPr>
+          <w:p>
+            <w:pPr>
+              <w:spacing w:after="60"/>
+            </w:pPr>
+            <w:r>
+              <w:rPr>
+                <w:b/>
+                <w:bCs/>
+                <w:color w:val="12355B"/>
+                <w:sz w:val="21"/>
+                <w:szCs w:val="21"/>
+              </w:rPr>
+              <w:t xml:space="preserve">4.  </w:t>
+            </w:r>
+            <w:r>
+              <w:rPr>
+                <w:b/>
+                <w:bCs/>
+                <w:sz w:val="20"/>
+                <w:szCs w:val="20"/>
+              </w:rPr>
+              <w:t xml:space="preserve">Which relationship is NOT a case of one quantity depending on the other?</w:t>
+            </w:r>
+          </w:p>
+          <w:p>
+            <w:pPr>
+              <w:spacing w:after="30"/>
+              <w:ind w:left="180"/>
+            </w:pPr>
+            <w:r>
+              <w:rPr>
+                <w:sz w:val="19"/>
+                <w:szCs w:val="19"/>
+              </w:rPr>
+              <w:t xml:space="preserve">A)  Hours studied and quiz score</w:t>
+            </w:r>
+          </w:p>
+          <w:p>
+            <w:pPr>
+              <w:spacing w:after="30"/>
+              <w:ind w:left="180"/>
+            </w:pPr>
+            <w:r>
+              <w:rPr>
+                <w:sz w:val="19"/>
+                <w:szCs w:val="19"/>
+              </w:rPr>
+              <w:t xml:space="preserve">B)  Minutes jogged and Calories burned</w:t>
+            </w:r>
+          </w:p>
+          <w:p>
+            <w:pPr>
+              <w:spacing w:after="30"/>
+              <w:ind w:left="180"/>
+            </w:pPr>
+            <w:r>
+              <w:rPr>
+                <w:sz w:val="19"/>
+                <w:szCs w:val="19"/>
+              </w:rPr>
+              <w:t xml:space="preserve">C)  Pizzas made and cheese used</w:t>
+            </w:r>
+          </w:p>
+          <w:p>
+            <w:pPr>
+              <w:spacing w:after="30"/>
+              <w:ind w:left="180"/>
+            </w:pPr>
+            <w:r>
+              <w:rPr>
+                <w:sz w:val="19"/>
+                <w:szCs w:val="19"/>
+              </w:rPr>
+              <w:t xml:space="preserve">D)  A student's height and their house number</w:t>
+            </w:r>
+          </w:p>
+        </w:tc>
+        <w:tc>
+          <w:tcPr>
+            <w:tcW w:type="dxa" w:w="3560"/>
+            <w:tcMar>
+              <w:top w:type="dxa" w:w="80"/>
+              <w:left w:type="dxa" w:w="100"/>
+              <w:bottom w:type="dxa" w:w="80"/>
+              <w:right w:type="dxa" w:w="100"/>
+            </w:tcMar>
+            <w:vAlign w:val="top"/>
+          </w:tcPr>
+          <w:p>
+            <w:pPr>
+              <w:spacing w:after="40"/>
+            </w:pPr>
+            <w:r>
+              <w:rPr>
+                <w:b/>
+                <w:bCs/>
+                <w:color w:val="1FA6A2"/>
+                <w:sz w:val="19"/>
+                <w:szCs w:val="19"/>
+              </w:rPr>
+              <w:t xml:space="preserve">Solution:  </w:t>
+            </w:r>
+            <w:r>
+              <w:rPr>
+                <w:b/>
+                <w:bCs/>
+                <w:sz w:val="19"/>
+                <w:szCs w:val="19"/>
+              </w:rPr>
+              <w:t xml:space="preserve">D)  A student's height and their house number</w:t>
+            </w:r>
+          </w:p>
+          <w:p>
+            <w:pPr>
+              <w:spacing w:after="40"/>
+            </w:pPr>
+            <w:r>
+              <w:rPr>
+                <w:i/>
+                <w:iCs/>
+                <w:color w:val="5F6F80"/>
+                <w:sz w:val="18"/>
+                <w:szCs w:val="18"/>
+              </w:rPr>
+              <w:t xml:space="preserve">A house number is assigned by an address, not by how tall someone is — the two are unrelated.</w:t>
+            </w:r>
+          </w:p>
+          <w:p>
+            <w:pPr>
+              <w:pBdr>
+                <w:bottom w:val="single" w:color="AFBECC" w:sz="6"/>
+              </w:pBdr>
+              <w:spacing w:after="30" w:before="150"/>
             </w:pPr>
             <w:r>
               <w:t xml:space="preserve"/>
@@ -3613,7 +4900,125 @@
           </w:p>
           <w:p>
             <w:pPr>
-              <w:spacing w:after="0" w:line="320"/>
+              <w:pBdr>
+                <w:bottom w:val="single" w:color="AFBECC" w:sz="6"/>
+              </w:pBdr>
+              <w:spacing w:after="30" w:before="150"/>
+            </w:pPr>
+            <w:r>
+              <w:t xml:space="preserve"/>
+            </w:r>
+          </w:p>
+        </w:tc>
+        <w:tc>
+          <w:tcPr>
+            <w:tcW w:type="dxa" w:w="3000"/>
+            <w:shd w:fill="FBF3E2" w:color="auto" w:val="clear"/>
+            <w:tcMar>
+              <w:top w:type="dxa" w:w="80"/>
+              <w:left w:type="dxa" w:w="100"/>
+              <w:bottom w:type="dxa" w:w="80"/>
+              <w:right w:type="dxa" w:w="100"/>
+            </w:tcMar>
+            <w:vAlign w:val="top"/>
+          </w:tcPr>
+          <w:p>
+            <w:pPr>
+              <w:spacing w:after="40"/>
+            </w:pPr>
+            <w:r>
+              <w:rPr>
+                <w:b/>
+                <w:bCs/>
+                <w:color w:val="12355B"/>
+                <w:sz w:val="19"/>
+                <w:szCs w:val="19"/>
+              </w:rPr>
+              <w:t xml:space="preserve">Because... </w:t>
+            </w:r>
+            <w:r>
+              <w:rPr>
+                <w:color w:val="AFBECC"/>
+                <w:sz w:val="19"/>
+                <w:szCs w:val="19"/>
+              </w:rPr>
+              <w:t xml:space="preserve">________________</w:t>
+            </w:r>
+          </w:p>
+          <w:p>
+            <w:pPr>
+              <w:pBdr>
+                <w:bottom w:val="single" w:color="AFBECC" w:sz="6"/>
+              </w:pBdr>
+              <w:spacing w:after="30" w:before="150"/>
+            </w:pPr>
+            <w:r>
+              <w:t xml:space="preserve"/>
+            </w:r>
+          </w:p>
+          <w:p>
+            <w:pPr>
+              <w:spacing w:after="40" w:before="80"/>
+            </w:pPr>
+            <w:r>
+              <w:rPr>
+                <w:b/>
+                <w:bCs/>
+                <w:color w:val="6B4FA0"/>
+                <w:sz w:val="19"/>
+                <w:szCs w:val="19"/>
+              </w:rPr>
+              <w:t xml:space="preserve">Although... </w:t>
+            </w:r>
+            <w:r>
+              <w:rPr>
+                <w:color w:val="AFBECC"/>
+                <w:sz w:val="19"/>
+                <w:szCs w:val="19"/>
+              </w:rPr>
+              <w:t xml:space="preserve">_______________</w:t>
+            </w:r>
+          </w:p>
+          <w:p>
+            <w:pPr>
+              <w:pBdr>
+                <w:bottom w:val="single" w:color="AFBECC" w:sz="6"/>
+              </w:pBdr>
+              <w:spacing w:after="30" w:before="150"/>
+            </w:pPr>
+            <w:r>
+              <w:t xml:space="preserve"/>
+            </w:r>
+          </w:p>
+          <w:p>
+            <w:pPr>
+              <w:spacing w:after="40" w:before="80"/>
+            </w:pPr>
+            <w:r>
+              <w:rPr>
+                <w:b/>
+                <w:bCs/>
+                <w:color w:val="1FA6A2"/>
+                <w:sz w:val="19"/>
+                <w:szCs w:val="19"/>
+              </w:rPr>
+              <w:t xml:space="preserve">Therefore... </w:t>
+            </w:r>
+            <w:r>
+              <w:rPr>
+                <w:color w:val="AFBECC"/>
+                <w:sz w:val="19"/>
+                <w:szCs w:val="19"/>
+              </w:rPr>
+              <w:t xml:space="preserve">______________</w:t>
+            </w:r>
+          </w:p>
+          <w:p>
+            <w:pPr>
+              <w:pBdr>
+                <w:bottom w:val="single" w:color="AFBECC" w:sz="6"/>
+              </w:pBdr>
+              <w:spacing w:after="30" w:before="150"/>
             </w:pPr>
             <w:r>
               <w:t xml:space="preserve"/>
@@ -3624,84 +5029,7 @@
     </w:tbl>
     <w:p>
       <w:pPr>
-        <w:keepNext/>
-        <w:spacing w:after="60" w:before="160"/>
-      </w:pPr>
-      <w:r>
-        <w:rPr>
-          <w:b/>
-          <w:bCs/>
-          <w:color w:val="12355B"/>
-          <w:sz w:val="22"/>
-          <w:szCs w:val="22"/>
-        </w:rPr>
-        <w:t xml:space="preserve">5.  </w:t>
-      </w:r>
-      <w:r>
-        <w:rPr>
-          <w:b/>
-          <w:bCs/>
-          <w:sz w:val="21"/>
-          <w:szCs w:val="21"/>
-        </w:rPr>
-        <w:t xml:space="preserve">Write the relationship as a sentence: a printer prints 12 pages per minute.</w:t>
-      </w:r>
-    </w:p>
-    <w:p>
-      <w:pPr>
-        <w:spacing w:after="40"/>
-        <w:ind w:left="420"/>
-      </w:pPr>
-      <w:r>
-        <w:rPr>
-          <w:sz w:val="20"/>
-          <w:szCs w:val="20"/>
-        </w:rPr>
-        <w:t xml:space="preserve">A)  Minutes running depends on pages printed</w:t>
-      </w:r>
-    </w:p>
-    <w:p>
-      <w:pPr>
-        <w:spacing w:after="40"/>
-        <w:ind w:left="420"/>
-      </w:pPr>
-      <w:r>
-        <w:rPr>
-          <w:sz w:val="20"/>
-          <w:szCs w:val="20"/>
-        </w:rPr>
-        <w:t xml:space="preserve">B)  12 depends on the number of pages</w:t>
-      </w:r>
-    </w:p>
-    <w:p>
-      <w:pPr>
-        <w:spacing w:after="40"/>
-        <w:ind w:left="420"/>
-      </w:pPr>
-      <w:r>
-        <w:rPr>
-          <w:sz w:val="20"/>
-          <w:szCs w:val="20"/>
-        </w:rPr>
-        <w:t xml:space="preserve">C)  Pages printed depends on minutes running</w:t>
-      </w:r>
-    </w:p>
-    <w:p>
-      <w:pPr>
-        <w:spacing w:after="40"/>
-        <w:ind w:left="420"/>
-      </w:pPr>
-      <w:r>
-        <w:rPr>
-          <w:sz w:val="20"/>
-          <w:szCs w:val="20"/>
-        </w:rPr>
-        <w:t xml:space="preserve">D)  The printer depends on the pages</w:t>
-      </w:r>
-    </w:p>
-    <w:p>
-      <w:pPr>
-        <w:spacing w:after="20"/>
+        <w:spacing w:after="80"/>
       </w:pPr>
       <w:r>
         <w:t xml:space="preserve"/>
@@ -3709,33 +5037,256 @@
     </w:p>
     <w:tbl>
       <w:tblPr>
-        <w:tblW w:type="pct" w:w="100%"/>
+        <w:tblW w:type="dxa" w:w="9360"/>
         <w:tblBorders>
           <w:top w:val="single" w:color="C7D2DD" w:sz="6"/>
           <w:left w:val="single" w:color="C7D2DD" w:sz="6"/>
           <w:bottom w:val="single" w:color="C7D2DD" w:sz="6"/>
           <w:right w:val="single" w:color="C7D2DD" w:sz="6"/>
-          <w:insideH w:val="single" w:color="auto" w:sz="4"/>
-          <w:insideV w:val="single" w:color="auto" w:sz="4"/>
+          <w:insideH w:val="single" w:color="C7D2DD" w:sz="6"/>
+          <w:insideV w:val="single" w:color="C7D2DD" w:sz="6"/>
         </w:tblBorders>
       </w:tblPr>
       <w:tblGrid>
-        <w:gridCol w:w="100"/>
+        <w:gridCol w:w="2800"/>
+        <w:gridCol w:w="3560"/>
+        <w:gridCol w:w="3000"/>
       </w:tblGrid>
       <w:tr>
-        <w:tc>
-          <w:tcPr>
+        <w:trPr>
+          <w:cantSplit/>
+          <w:tblHeader/>
+        </w:trPr>
+        <w:tc>
+          <w:tcPr>
+            <w:tcW w:type="dxa" w:w="2800"/>
+            <w:shd w:fill="EEF4F8" w:color="auto" w:val="clear"/>
+            <w:tcMar>
+              <w:top w:type="dxa" w:w="60"/>
+              <w:left w:type="dxa" w:w="100"/>
+              <w:bottom w:type="dxa" w:w="60"/>
+              <w:right w:type="dxa" w:w="100"/>
+            </w:tcMar>
+          </w:tcPr>
+          <w:p>
+            <w:pPr>
+              <w:spacing w:after="0"/>
+            </w:pPr>
+            <w:r>
+              <w:rPr>
+                <w:b/>
+                <w:bCs/>
+                <w:color w:val="12355B"/>
+                <w:sz w:val="16"/>
+                <w:szCs w:val="16"/>
+              </w:rPr>
+              <w:t xml:space="preserve">CORE PROBLEM / GIVEN REPRESENTATION</w:t>
+            </w:r>
+          </w:p>
+        </w:tc>
+        <w:tc>
+          <w:tcPr>
+            <w:tcW w:type="dxa" w:w="3560"/>
+            <w:shd w:fill="EEF4F8" w:color="auto" w:val="clear"/>
+            <w:tcMar>
+              <w:top w:type="dxa" w:w="60"/>
+              <w:left w:type="dxa" w:w="100"/>
+              <w:bottom w:type="dxa" w:w="60"/>
+              <w:right w:type="dxa" w:w="100"/>
+            </w:tcMar>
+          </w:tcPr>
+          <w:p>
+            <w:pPr>
+              <w:spacing w:after="0"/>
+            </w:pPr>
+            <w:r>
+              <w:rPr>
+                <w:b/>
+                <w:bCs/>
+                <w:color w:val="12355B"/>
+                <w:sz w:val="16"/>
+                <w:szCs w:val="16"/>
+              </w:rPr>
+              <w:t xml:space="preserve">WORKING SPACE / CALCULATION STEPS</w:t>
+            </w:r>
+          </w:p>
+        </w:tc>
+        <w:tc>
+          <w:tcPr>
+            <w:tcW w:type="dxa" w:w="3000"/>
             <w:shd w:fill="FBF3E2" w:color="auto" w:val="clear"/>
             <w:tcMar>
               <w:top w:type="dxa" w:w="60"/>
-              <w:left w:type="dxa" w:w="120"/>
+              <w:left w:type="dxa" w:w="100"/>
               <w:bottom w:type="dxa" w:w="60"/>
-              <w:right w:type="dxa" w:w="120"/>
-            </w:tcMar>
-          </w:tcPr>
-          <w:p>
-            <w:pPr>
-              <w:spacing w:after="0" w:line="320"/>
+              <w:right w:type="dxa" w:w="100"/>
+            </w:tcMar>
+          </w:tcPr>
+          <w:p>
+            <w:pPr>
+              <w:spacing w:after="0"/>
+            </w:pPr>
+            <w:r>
+              <w:rPr>
+                <w:b/>
+                <w:bCs/>
+                <w:color w:val="B97A12"/>
+                <w:sz w:val="16"/>
+                <w:szCs w:val="16"/>
+              </w:rPr>
+              <w:t xml:space="preserve">EXPLAIN YOUR REASONING</w:t>
+            </w:r>
+          </w:p>
+        </w:tc>
+      </w:tr>
+      <w:tr>
+        <w:trPr>
+          <w:cantSplit/>
+        </w:trPr>
+        <w:tc>
+          <w:tcPr>
+            <w:tcW w:type="dxa" w:w="2800"/>
+            <w:tcMar>
+              <w:top w:type="dxa" w:w="80"/>
+              <w:left w:type="dxa" w:w="100"/>
+              <w:bottom w:type="dxa" w:w="80"/>
+              <w:right w:type="dxa" w:w="100"/>
+            </w:tcMar>
+            <w:vAlign w:val="top"/>
+          </w:tcPr>
+          <w:p>
+            <w:pPr>
+              <w:spacing w:after="60"/>
+            </w:pPr>
+            <w:r>
+              <w:rPr>
+                <w:b/>
+                <w:bCs/>
+                <w:color w:val="12355B"/>
+                <w:sz w:val="21"/>
+                <w:szCs w:val="21"/>
+              </w:rPr>
+              <w:t xml:space="preserve">5.  </w:t>
+            </w:r>
+            <w:r>
+              <w:rPr>
+                <w:b/>
+                <w:bCs/>
+                <w:sz w:val="20"/>
+                <w:szCs w:val="20"/>
+              </w:rPr>
+              <w:t xml:space="preserve">Write the relationship as a sentence: a printer prints 12 pages per minute.</w:t>
+            </w:r>
+          </w:p>
+          <w:p>
+            <w:pPr>
+              <w:spacing w:after="30"/>
+              <w:ind w:left="180"/>
+            </w:pPr>
+            <w:r>
+              <w:rPr>
+                <w:sz w:val="19"/>
+                <w:szCs w:val="19"/>
+              </w:rPr>
+              <w:t xml:space="preserve">A)  Minutes running depends on pages printed</w:t>
+            </w:r>
+          </w:p>
+          <w:p>
+            <w:pPr>
+              <w:spacing w:after="30"/>
+              <w:ind w:left="180"/>
+            </w:pPr>
+            <w:r>
+              <w:rPr>
+                <w:sz w:val="19"/>
+                <w:szCs w:val="19"/>
+              </w:rPr>
+              <w:t xml:space="preserve">B)  12 depends on the number of pages</w:t>
+            </w:r>
+          </w:p>
+          <w:p>
+            <w:pPr>
+              <w:spacing w:after="30"/>
+              <w:ind w:left="180"/>
+            </w:pPr>
+            <w:r>
+              <w:rPr>
+                <w:sz w:val="19"/>
+                <w:szCs w:val="19"/>
+              </w:rPr>
+              <w:t xml:space="preserve">C)  Pages printed depends on minutes running</w:t>
+            </w:r>
+          </w:p>
+          <w:p>
+            <w:pPr>
+              <w:spacing w:after="30"/>
+              <w:ind w:left="180"/>
+            </w:pPr>
+            <w:r>
+              <w:rPr>
+                <w:sz w:val="19"/>
+                <w:szCs w:val="19"/>
+              </w:rPr>
+              <w:t xml:space="preserve">D)  The printer depends on the pages</w:t>
+            </w:r>
+          </w:p>
+        </w:tc>
+        <w:tc>
+          <w:tcPr>
+            <w:tcW w:type="dxa" w:w="3560"/>
+            <w:tcMar>
+              <w:top w:type="dxa" w:w="80"/>
+              <w:left w:type="dxa" w:w="100"/>
+              <w:bottom w:type="dxa" w:w="80"/>
+              <w:right w:type="dxa" w:w="100"/>
+            </w:tcMar>
+            <w:vAlign w:val="top"/>
+          </w:tcPr>
+          <w:p>
+            <w:pPr>
+              <w:spacing w:after="40"/>
+            </w:pPr>
+            <w:r>
+              <w:rPr>
+                <w:b/>
+                <w:bCs/>
+                <w:color w:val="1FA6A2"/>
+                <w:sz w:val="19"/>
+                <w:szCs w:val="19"/>
+              </w:rPr>
+              <w:t xml:space="preserve">Solution:  </w:t>
+            </w:r>
+            <w:r>
+              <w:rPr>
+                <w:b/>
+                <w:bCs/>
+                <w:sz w:val="19"/>
+                <w:szCs w:val="19"/>
+              </w:rPr>
+              <w:t xml:space="preserve">C)  Pages printed depends on minutes running</w:t>
+            </w:r>
+          </w:p>
+          <w:p>
+            <w:pPr>
+              <w:spacing w:after="40"/>
+            </w:pPr>
+            <w:r>
+              <w:rPr>
+                <w:i/>
+                <w:iCs/>
+                <w:color w:val="5F6F80"/>
+                <w:sz w:val="18"/>
+                <w:szCs w:val="18"/>
+              </w:rPr>
+              <w:t xml:space="preserve">You choose how long to let it run; the number of pages is the result of that choice.</w:t>
+            </w:r>
+          </w:p>
+          <w:p>
+            <w:pPr>
+              <w:pBdr>
+                <w:bottom w:val="single" w:color="AFBECC" w:sz="6"/>
+              </w:pBdr>
+              <w:spacing w:after="30" w:before="150"/>
             </w:pPr>
             <w:r>
               <w:t xml:space="preserve"/>
@@ -3743,7 +5294,125 @@
           </w:p>
           <w:p>
             <w:pPr>
-              <w:spacing w:after="0" w:line="320"/>
+              <w:pBdr>
+                <w:bottom w:val="single" w:color="AFBECC" w:sz="6"/>
+              </w:pBdr>
+              <w:spacing w:after="30" w:before="150"/>
+            </w:pPr>
+            <w:r>
+              <w:t xml:space="preserve"/>
+            </w:r>
+          </w:p>
+        </w:tc>
+        <w:tc>
+          <w:tcPr>
+            <w:tcW w:type="dxa" w:w="3000"/>
+            <w:shd w:fill="FBF3E2" w:color="auto" w:val="clear"/>
+            <w:tcMar>
+              <w:top w:type="dxa" w:w="80"/>
+              <w:left w:type="dxa" w:w="100"/>
+              <w:bottom w:type="dxa" w:w="80"/>
+              <w:right w:type="dxa" w:w="100"/>
+            </w:tcMar>
+            <w:vAlign w:val="top"/>
+          </w:tcPr>
+          <w:p>
+            <w:pPr>
+              <w:spacing w:after="40"/>
+            </w:pPr>
+            <w:r>
+              <w:rPr>
+                <w:b/>
+                <w:bCs/>
+                <w:color w:val="12355B"/>
+                <w:sz w:val="19"/>
+                <w:szCs w:val="19"/>
+              </w:rPr>
+              <w:t xml:space="preserve">Because... </w:t>
+            </w:r>
+            <w:r>
+              <w:rPr>
+                <w:color w:val="AFBECC"/>
+                <w:sz w:val="19"/>
+                <w:szCs w:val="19"/>
+              </w:rPr>
+              <w:t xml:space="preserve">________________</w:t>
+            </w:r>
+          </w:p>
+          <w:p>
+            <w:pPr>
+              <w:pBdr>
+                <w:bottom w:val="single" w:color="AFBECC" w:sz="6"/>
+              </w:pBdr>
+              <w:spacing w:after="30" w:before="150"/>
+            </w:pPr>
+            <w:r>
+              <w:t xml:space="preserve"/>
+            </w:r>
+          </w:p>
+          <w:p>
+            <w:pPr>
+              <w:spacing w:after="40" w:before="80"/>
+            </w:pPr>
+            <w:r>
+              <w:rPr>
+                <w:b/>
+                <w:bCs/>
+                <w:color w:val="6B4FA0"/>
+                <w:sz w:val="19"/>
+                <w:szCs w:val="19"/>
+              </w:rPr>
+              <w:t xml:space="preserve">Although... </w:t>
+            </w:r>
+            <w:r>
+              <w:rPr>
+                <w:color w:val="AFBECC"/>
+                <w:sz w:val="19"/>
+                <w:szCs w:val="19"/>
+              </w:rPr>
+              <w:t xml:space="preserve">_______________</w:t>
+            </w:r>
+          </w:p>
+          <w:p>
+            <w:pPr>
+              <w:pBdr>
+                <w:bottom w:val="single" w:color="AFBECC" w:sz="6"/>
+              </w:pBdr>
+              <w:spacing w:after="30" w:before="150"/>
+            </w:pPr>
+            <w:r>
+              <w:t xml:space="preserve"/>
+            </w:r>
+          </w:p>
+          <w:p>
+            <w:pPr>
+              <w:spacing w:after="40" w:before="80"/>
+            </w:pPr>
+            <w:r>
+              <w:rPr>
+                <w:b/>
+                <w:bCs/>
+                <w:color w:val="1FA6A2"/>
+                <w:sz w:val="19"/>
+                <w:szCs w:val="19"/>
+              </w:rPr>
+              <w:t xml:space="preserve">Therefore... </w:t>
+            </w:r>
+            <w:r>
+              <w:rPr>
+                <w:color w:val="AFBECC"/>
+                <w:sz w:val="19"/>
+                <w:szCs w:val="19"/>
+              </w:rPr>
+              <w:t xml:space="preserve">______________</w:t>
+            </w:r>
+          </w:p>
+          <w:p>
+            <w:pPr>
+              <w:pBdr>
+                <w:bottom w:val="single" w:color="AFBECC" w:sz="6"/>
+              </w:pBdr>
+              <w:spacing w:after="30" w:before="150"/>
             </w:pPr>
             <w:r>
               <w:t xml:space="preserve"/>
@@ -3752,6 +5421,14 @@
         </w:tc>
       </w:tr>
     </w:tbl>
+    <w:p>
+      <w:pPr>
+        <w:spacing w:after="80"/>
+      </w:pPr>
+      <w:r>
+        <w:t xml:space="preserve"/>
+      </w:r>
+    </w:p>
     <w:p>
       <w:pPr>
         <w:pStyle w:val="Heading1"/>
@@ -3870,6 +5547,149 @@
         <w:t xml:space="preserve"/>
       </w:r>
     </w:p>
+    <w:p>
+      <w:pPr>
+        <w:spacing w:after="60"/>
+      </w:pPr>
+      <w:r>
+        <w:t xml:space="preserve"/>
+      </w:r>
+    </w:p>
+    <w:tbl>
+      <w:tblPr>
+        <w:tblW w:type="dxa" w:w="9360"/>
+        <w:tblBorders>
+          <w:top w:val="single" w:color="C7D2DD" w:sz="6"/>
+          <w:left w:val="single" w:color="C7D2DD" w:sz="6"/>
+          <w:bottom w:val="single" w:color="C7D2DD" w:sz="6"/>
+          <w:right w:val="single" w:color="C7D2DD" w:sz="6"/>
+          <w:insideH w:val="single" w:color="C7D2DD" w:sz="6"/>
+          <w:insideV w:val="single" w:color="C7D2DD" w:sz="6"/>
+        </w:tblBorders>
+      </w:tblPr>
+      <w:tblGrid>
+        <w:gridCol w:w="3120"/>
+        <w:gridCol w:w="3120"/>
+        <w:gridCol w:w="3120"/>
+      </w:tblGrid>
+      <w:tr>
+        <w:trPr>
+          <w:cantSplit/>
+          <w:tblHeader/>
+        </w:trPr>
+        <w:tc>
+          <w:tcPr>
+            <w:tcW w:type="dxa" w:w="9360"/>
+            <w:gridSpan w:val="3"/>
+            <w:shd w:fill="EEF4F8" w:color="auto" w:val="clear"/>
+            <w:tcMar>
+              <w:top w:type="dxa" w:w="60"/>
+              <w:left w:type="dxa" w:w="100"/>
+              <w:bottom w:type="dxa" w:w="60"/>
+              <w:right w:type="dxa" w:w="100"/>
+            </w:tcMar>
+          </w:tcPr>
+          <w:p>
+            <w:pPr>
+              <w:spacing w:after="0"/>
+            </w:pPr>
+            <w:r>
+              <w:rPr>
+                <w:b/>
+                <w:bCs/>
+                <w:color w:val="12355B"/>
+                <w:sz w:val="18"/>
+                <w:szCs w:val="18"/>
+              </w:rPr>
+              <w:t xml:space="preserve">EXIT CHECK · 3-POINT SELF-ASSESSMENT CHECKLIST</w:t>
+            </w:r>
+          </w:p>
+        </w:tc>
+      </w:tr>
+      <w:tr>
+        <w:trPr>
+          <w:cantSplit/>
+        </w:trPr>
+        <w:tc>
+          <w:tcPr>
+            <w:tcW w:type="dxa" w:w="3120"/>
+            <w:tcMar>
+              <w:top w:type="dxa" w:w="80"/>
+              <w:left w:type="dxa" w:w="100"/>
+              <w:bottom w:type="dxa" w:w="80"/>
+              <w:right w:type="dxa" w:w="100"/>
+            </w:tcMar>
+          </w:tcPr>
+          <w:p>
+            <w:pPr>
+              <w:spacing w:after="0"/>
+            </w:pPr>
+            <w:r>
+              <w:rPr>
+                <w:b/>
+                <w:bCs/>
+                <w:color w:val="1A2733"/>
+                <w:sz w:val="18"/>
+                <w:szCs w:val="18"/>
+              </w:rPr>
+              <w:t xml:space="preserve">☐ 1. Units &amp; Labels Verified</w:t>
+            </w:r>
+          </w:p>
+        </w:tc>
+        <w:tc>
+          <w:tcPr>
+            <w:tcW w:type="dxa" w:w="3120"/>
+            <w:tcMar>
+              <w:top w:type="dxa" w:w="80"/>
+              <w:left w:type="dxa" w:w="100"/>
+              <w:bottom w:type="dxa" w:w="80"/>
+              <w:right w:type="dxa" w:w="100"/>
+            </w:tcMar>
+          </w:tcPr>
+          <w:p>
+            <w:pPr>
+              <w:spacing w:after="0"/>
+            </w:pPr>
+            <w:r>
+              <w:rPr>
+                <w:b/>
+                <w:bCs/>
+                <w:color w:val="1A2733"/>
+                <w:sz w:val="18"/>
+                <w:szCs w:val="18"/>
+              </w:rPr>
+              <w:t xml:space="preserve">☐ 2. Reasoning Stated (Because / Although / Therefore)</w:t>
+            </w:r>
+          </w:p>
+        </w:tc>
+        <w:tc>
+          <w:tcPr>
+            <w:tcW w:type="dxa" w:w="3120"/>
+            <w:tcMar>
+              <w:top w:type="dxa" w:w="80"/>
+              <w:left w:type="dxa" w:w="100"/>
+              <w:bottom w:type="dxa" w:w="80"/>
+              <w:right w:type="dxa" w:w="100"/>
+            </w:tcMar>
+          </w:tcPr>
+          <w:p>
+            <w:pPr>
+              <w:spacing w:after="0"/>
+            </w:pPr>
+            <w:r>
+              <w:rPr>
+                <w:b/>
+                <w:bCs/>
+                <w:color w:val="1A2733"/>
+                <w:sz w:val="18"/>
+                <w:szCs w:val="18"/>
+              </w:rPr>
+              <w:t xml:space="preserve">☐ 3. Calculations Double-Checked</w:t>
+            </w:r>
+          </w:p>
+        </w:tc>
+      </w:tr>
+    </w:tbl>
     <w:p>
       <w:pPr>
         <w:pStyle w:val="Heading1"/>
